--- a/07/docs/answer/answer.docx
+++ b/07/docs/answer/answer.docx
@@ -29,7 +29,7 @@
         <w:rPr>
           <w:rFonts w:hint="eastAsia"/>
         </w:rPr>
-        <w:t xml:space="preserve">姜玥晟</w:t>
+        <w:t xml:space="preserve">姜玥晟、周鑫志、高西飞</w:t>
       </w:r>
     </w:p>
     <w:p>
@@ -43,11 +43,14 @@
     <w:tbl>
       <w:tblPr>
         <w:tblStyle w:val="Table"/>
-        <w:tblW w:type="auto" w:w="0"/>
+        <w:tblW w:type="pct" w:w="5000"/>
+        <w:tblLayout w:type="fixed"/>
         <w:tblLook w:firstRow="1" w:lastRow="0" w:firstColumn="0" w:lastColumn="0" w:noHBand="0" w:noVBand="0" w:val="0020"/>
       </w:tblPr>
       <w:tblGrid>
-        <w:gridCol w:w="7920"/>
+        <w:gridCol w:w="2640"/>
+        <w:gridCol w:w="2640"/>
+        <w:gridCol w:w="2640"/>
       </w:tblGrid>
       <w:tr>
         <w:trPr>
@@ -63,14 +66,14 @@
             <w:r>
               <w:drawing>
                 <wp:inline>
-                  <wp:extent cx="1066800" cy="1493520"/>
+                  <wp:extent cx="4160520" cy="5824728"/>
                   <wp:effectExtent b="0" l="0" r="0" t="0"/>
-                  <wp:docPr descr="Portrait" title="" id="10" name="Picture"/>
+                  <wp:docPr descr="姜玥晟" title="" id="10" name="Picture"/>
                   <a:graphic>
                     <a:graphicData uri="http://schemas.openxmlformats.org/drawingml/2006/picture">
                       <pic:pic>
                         <pic:nvPicPr>
-                          <pic:cNvPr descr="assets/profile.jpg" id="11" name="Picture"/>
+                          <pic:cNvPr descr="assets/pic_1.jpg" id="11" name="Picture"/>
                           <pic:cNvPicPr>
                             <a:picLocks noChangeArrowheads="1" noChangeAspect="1"/>
                           </pic:cNvPicPr>
@@ -84,7 +87,7 @@
                         <pic:spPr bwMode="auto">
                           <a:xfrm>
                             <a:off x="0" y="0"/>
-                            <a:ext cx="1066800" cy="1493520"/>
+                            <a:ext cx="4160520" cy="5824728"/>
                           </a:xfrm>
                           <a:prstGeom prst="rect">
                             <a:avLst/>
@@ -101,6 +104,155 @@
                   </a:graphic>
                 </wp:inline>
               </w:drawing>
+            </w:r>
+          </w:p>
+        </w:tc>
+        <w:tc>
+          <w:tcPr/>
+          <w:p>
+            <w:pPr>
+              <w:pStyle w:val="Compact"/>
+              <w:jc w:val="center"/>
+            </w:pPr>
+            <w:r>
+              <w:drawing>
+                <wp:inline>
+                  <wp:extent cx="4160520" cy="6240780"/>
+                  <wp:effectExtent b="0" l="0" r="0" t="0"/>
+                  <wp:docPr descr="周鑫志" title="" id="13" name="Picture"/>
+                  <a:graphic>
+                    <a:graphicData uri="http://schemas.openxmlformats.org/drawingml/2006/picture">
+                      <pic:pic>
+                        <pic:nvPicPr>
+                          <pic:cNvPr descr="assets/pic_2.jpg" id="14" name="Picture"/>
+                          <pic:cNvPicPr>
+                            <a:picLocks noChangeArrowheads="1" noChangeAspect="1"/>
+                          </pic:cNvPicPr>
+                        </pic:nvPicPr>
+                        <pic:blipFill>
+                          <a:blip r:embed="rId12"/>
+                          <a:stretch>
+                            <a:fillRect/>
+                          </a:stretch>
+                        </pic:blipFill>
+                        <pic:spPr bwMode="auto">
+                          <a:xfrm>
+                            <a:off x="0" y="0"/>
+                            <a:ext cx="4160520" cy="6240780"/>
+                          </a:xfrm>
+                          <a:prstGeom prst="rect">
+                            <a:avLst/>
+                          </a:prstGeom>
+                          <a:noFill/>
+                          <a:ln w="9525">
+                            <a:noFill/>
+                            <a:headEnd/>
+                            <a:tailEnd/>
+                          </a:ln>
+                        </pic:spPr>
+                      </pic:pic>
+                    </a:graphicData>
+                  </a:graphic>
+                </wp:inline>
+              </w:drawing>
+            </w:r>
+          </w:p>
+        </w:tc>
+        <w:tc>
+          <w:tcPr/>
+          <w:p>
+            <w:pPr>
+              <w:pStyle w:val="Compact"/>
+              <w:jc w:val="center"/>
+            </w:pPr>
+            <w:r>
+              <w:drawing>
+                <wp:inline>
+                  <wp:extent cx="3898900" cy="5397500"/>
+                  <wp:effectExtent b="0" l="0" r="0" t="0"/>
+                  <wp:docPr descr="高西飞" title="" id="16" name="Picture"/>
+                  <a:graphic>
+                    <a:graphicData uri="http://schemas.openxmlformats.org/drawingml/2006/picture">
+                      <pic:pic>
+                        <pic:nvPicPr>
+                          <pic:cNvPr descr="assets/pic_3.jpg" id="17" name="Picture"/>
+                          <pic:cNvPicPr>
+                            <a:picLocks noChangeArrowheads="1" noChangeAspect="1"/>
+                          </pic:cNvPicPr>
+                        </pic:nvPicPr>
+                        <pic:blipFill>
+                          <a:blip r:embed="rId15"/>
+                          <a:stretch>
+                            <a:fillRect/>
+                          </a:stretch>
+                        </pic:blipFill>
+                        <pic:spPr bwMode="auto">
+                          <a:xfrm>
+                            <a:off x="0" y="0"/>
+                            <a:ext cx="3898900" cy="5397500"/>
+                          </a:xfrm>
+                          <a:prstGeom prst="rect">
+                            <a:avLst/>
+                          </a:prstGeom>
+                          <a:noFill/>
+                          <a:ln w="9525">
+                            <a:noFill/>
+                            <a:headEnd/>
+                            <a:tailEnd/>
+                          </a:ln>
+                        </pic:spPr>
+                      </pic:pic>
+                    </a:graphicData>
+                  </a:graphic>
+                </wp:inline>
+              </w:drawing>
+            </w:r>
+          </w:p>
+        </w:tc>
+      </w:tr>
+      <w:tr>
+        <w:tc>
+          <w:tcPr/>
+          <w:p>
+            <w:pPr>
+              <w:pStyle w:val="Compact"/>
+              <w:jc w:val="center"/>
+            </w:pPr>
+            <w:r>
+              <w:rPr>
+                <w:rFonts w:hint="eastAsia"/>
+              </w:rPr>
+              <w:t xml:space="preserve">姜玥晟</w:t>
+            </w:r>
+          </w:p>
+        </w:tc>
+        <w:tc>
+          <w:tcPr/>
+          <w:p>
+            <w:pPr>
+              <w:pStyle w:val="Compact"/>
+              <w:jc w:val="center"/>
+            </w:pPr>
+            <w:r>
+              <w:rPr>
+                <w:rFonts w:hint="eastAsia"/>
+              </w:rPr>
+              <w:t xml:space="preserve">周鑫志</w:t>
+            </w:r>
+          </w:p>
+        </w:tc>
+        <w:tc>
+          <w:tcPr/>
+          <w:p>
+            <w:pPr>
+              <w:pStyle w:val="Compact"/>
+              <w:jc w:val="center"/>
+            </w:pPr>
+            <w:r>
+              <w:rPr>
+                <w:rFonts w:hint="eastAsia"/>
+              </w:rPr>
+              <w:t xml:space="preserve">高西飞</w:t>
             </w:r>
           </w:p>
         </w:tc>
@@ -165,7 +317,7 @@
               <w:rPr>
                 <w:rFonts w:hint="eastAsia"/>
               </w:rPr>
-              <w:t xml:space="preserve">作业编号</w:t>
+              <w:t xml:space="preserve">源题编号</w:t>
             </w:r>
           </w:p>
         </w:tc>
@@ -197,27 +349,10 @@
               <w:rPr>
                 <w:rFonts w:hint="eastAsia"/>
               </w:rPr>
-              <w:t xml:space="preserve">作业目录</w:t>
-            </w:r>
-          </w:p>
-        </w:tc>
-        <w:tc>
-          <w:tcPr/>
-          <w:p>
-            <w:pPr>
-              <w:pStyle w:val="Compact"/>
-              <w:jc w:val="left"/>
-            </w:pPr>
-            <w:r>
-              <w:rPr>
-                <w:rStyle w:val="VerbatimChar"/>
-              </w:rPr>
-              <w:t xml:space="preserve">HW/07</w:t>
-            </w:r>
-          </w:p>
-        </w:tc>
-      </w:tr>
-      <w:tr>
+              <w:t xml:space="preserve">作业属性</w:t>
+            </w:r>
+          </w:p>
+        </w:tc>
         <w:tc>
           <w:tcPr/>
           <w:p>
@@ -229,10 +364,12 @@
               <w:rPr>
                 <w:rFonts w:hint="eastAsia"/>
               </w:rPr>
-              <w:t xml:space="preserve">学生姓名</w:t>
-            </w:r>
-          </w:p>
-        </w:tc>
+              <w:t xml:space="preserve">小组作业</w:t>
+            </w:r>
+          </w:p>
+        </w:tc>
+      </w:tr>
+      <w:tr>
         <w:tc>
           <w:tcPr/>
           <w:p>
@@ -244,7 +381,22 @@
               <w:rPr>
                 <w:rFonts w:hint="eastAsia"/>
               </w:rPr>
-              <w:t xml:space="preserve">姜玥晟</w:t>
+              <w:t xml:space="preserve">小组成员</w:t>
+            </w:r>
+          </w:p>
+        </w:tc>
+        <w:tc>
+          <w:tcPr/>
+          <w:p>
+            <w:pPr>
+              <w:pStyle w:val="Compact"/>
+              <w:jc w:val="left"/>
+            </w:pPr>
+            <w:r>
+              <w:rPr>
+                <w:rFonts w:hint="eastAsia"/>
+              </w:rPr>
+              <w:t xml:space="preserve">姜玥晟、周鑫志、高西飞</w:t>
             </w:r>
           </w:p>
         </w:tc>
@@ -343,67 +495,8 @@
           </w:p>
         </w:tc>
       </w:tr>
-      <w:tr>
-        <w:tc>
-          <w:tcPr/>
-          <w:p>
-            <w:pPr>
-              <w:pStyle w:val="Compact"/>
-              <w:jc w:val="left"/>
-            </w:pPr>
-            <w:r>
-              <w:rPr>
-                <w:rFonts w:hint="eastAsia"/>
-              </w:rPr>
-              <w:t xml:space="preserve">报告说明</w:t>
-            </w:r>
-          </w:p>
-        </w:tc>
-        <w:tc>
-          <w:tcPr/>
-          <w:p>
-            <w:pPr>
-              <w:pStyle w:val="Compact"/>
-              <w:jc w:val="left"/>
-            </w:pPr>
-            <w:r>
-              <w:rPr>
-                <w:rFonts w:hint="eastAsia"/>
-              </w:rPr>
-              <w:t xml:space="preserve">正文按题目编号逐题组织；完整脚本位于</w:t>
-            </w:r>
-            <w:r>
-              <w:t xml:space="preserve"> </w:t>
-            </w:r>
-            <w:r>
-              <w:rPr>
-                <w:rStyle w:val="VerbatimChar"/>
-              </w:rPr>
-              <w:t xml:space="preserve">scripts/hw07_integrals.py</w:t>
-            </w:r>
-            <w:r>
-              <w:rPr>
-                <w:rFonts w:hint="eastAsia"/>
-              </w:rPr>
-              <w:t xml:space="preserve">，原始表格、日志和图像位于</w:t>
-            </w:r>
-            <w:r>
-              <w:t xml:space="preserve"> </w:t>
-            </w:r>
-            <w:r>
-              <w:rPr>
-                <w:rStyle w:val="VerbatimChar"/>
-              </w:rPr>
-              <w:t xml:space="preserve">result/</w:t>
-            </w:r>
-            <w:r>
-              <w:t xml:space="preserve">。</w:t>
-            </w:r>
-          </w:p>
-        </w:tc>
-      </w:tr>
     </w:tbl>
-    <w:bookmarkStart w:id="25" w:name="固体热容的-debye-积分"/>
+    <w:bookmarkStart w:id="31" w:name="固体热容的-debye-积分"/>
     <w:p>
       <w:pPr>
         <w:pStyle w:val="Heading1"/>
@@ -433,7 +526,7 @@
         <w:t xml:space="preserve">积分</w:t>
       </w:r>
     </w:p>
-    <w:bookmarkStart w:id="14" w:name="题目陈述"/>
+    <w:bookmarkStart w:id="20" w:name="题目陈述"/>
     <w:p>
       <w:pPr>
         <w:pStyle w:val="Heading2"/>
@@ -822,7 +915,7 @@
         <w:t xml:space="preserve">温度。</w:t>
       </w:r>
     </w:p>
-    <w:bookmarkStart w:id="12" w:name="a"/>
+    <w:bookmarkStart w:id="18" w:name="a"/>
     <w:p>
       <w:pPr>
         <w:pStyle w:val="Heading3"/>
@@ -1086,8 +1179,8 @@
         <w:t xml:space="preserve">个采样区间。</w:t>
       </w:r>
     </w:p>
-    <w:bookmarkEnd w:id="12"/>
-    <w:bookmarkStart w:id="13" w:name="b"/>
+    <w:bookmarkEnd w:id="18"/>
+    <w:bookmarkStart w:id="19" w:name="b"/>
     <w:p>
       <w:pPr>
         <w:pStyle w:val="Heading3"/>
@@ -1186,9 +1279,9 @@
         <w:t xml:space="preserve">范围内热容随温度变化的曲线。</w:t>
       </w:r>
     </w:p>
-    <w:bookmarkEnd w:id="13"/>
-    <w:bookmarkEnd w:id="14"/>
-    <w:bookmarkStart w:id="17" w:name="解决方案"/>
+    <w:bookmarkEnd w:id="19"/>
+    <w:bookmarkEnd w:id="20"/>
+    <w:bookmarkStart w:id="23" w:name="解决方案"/>
     <w:p>
       <w:pPr>
         <w:pStyle w:val="Heading2"/>
@@ -1209,7 +1302,7 @@
         <w:t xml:space="preserve">解决方案</w:t>
       </w:r>
     </w:p>
-    <w:bookmarkStart w:id="15" w:name="a-1"/>
+    <w:bookmarkStart w:id="21" w:name="a-1"/>
     <w:p>
       <w:pPr>
         <w:pStyle w:val="Heading3"/>
@@ -2302,8 +2395,8 @@
         <w:t xml:space="preserve">return 9 V rho k_B (T / theta_D)^3 integral</w:t>
       </w:r>
     </w:p>
-    <w:bookmarkEnd w:id="15"/>
-    <w:bookmarkStart w:id="16" w:name="b-1"/>
+    <w:bookmarkEnd w:id="21"/>
+    <w:bookmarkStart w:id="22" w:name="b-1"/>
     <w:p>
       <w:pPr>
         <w:pStyle w:val="Heading3"/>
@@ -2612,9 +2705,9 @@
         <w:t xml:space="preserve">save the figure</w:t>
       </w:r>
     </w:p>
-    <w:bookmarkEnd w:id="16"/>
-    <w:bookmarkEnd w:id="17"/>
-    <w:bookmarkStart w:id="23" w:name="问题答案"/>
+    <w:bookmarkEnd w:id="22"/>
+    <w:bookmarkEnd w:id="23"/>
+    <w:bookmarkStart w:id="29" w:name="问题答案"/>
     <w:p>
       <w:pPr>
         <w:pStyle w:val="Heading2"/>
@@ -2635,7 +2728,7 @@
         <w:t xml:space="preserve">问题答案</w:t>
       </w:r>
     </w:p>
-    <w:bookmarkStart w:id="18" w:name="a-2"/>
+    <w:bookmarkStart w:id="24" w:name="a-2"/>
     <w:p>
       <w:pPr>
         <w:pStyle w:val="Heading3"/>
@@ -3106,8 +3199,8 @@
         </w:tc>
       </w:tr>
     </w:tbl>
-    <w:bookmarkEnd w:id="18"/>
-    <w:bookmarkStart w:id="22" w:name="b-2"/>
+    <w:bookmarkEnd w:id="24"/>
+    <w:bookmarkStart w:id="28" w:name="b-2"/>
     <w:p>
       <w:pPr>
         <w:pStyle w:val="Heading3"/>
@@ -3163,18 +3256,18 @@
           <wp:inline>
             <wp:extent cx="4373880" cy="2791385"/>
             <wp:effectExtent b="0" l="0" r="0" t="0"/>
-            <wp:docPr descr="Problem 1 heat capacity" title="" id="20" name="Picture"/>
+            <wp:docPr descr="Problem 1 heat capacity" title="" id="26" name="Picture"/>
             <a:graphic>
               <a:graphicData uri="http://schemas.openxmlformats.org/drawingml/2006/picture">
                 <pic:pic>
                   <pic:nvPicPr>
-                    <pic:cNvPr descr="../../result/problem1_heat_capacity.png" id="21" name="Picture"/>
+                    <pic:cNvPr descr="../../result/problem1_heat_capacity.png" id="27" name="Picture"/>
                     <pic:cNvPicPr>
                       <a:picLocks noChangeArrowheads="1" noChangeAspect="1"/>
                     </pic:cNvPicPr>
                   </pic:nvPicPr>
                   <pic:blipFill>
-                    <a:blip r:embed="rId19"/>
+                    <a:blip r:embed="rId25"/>
                     <a:stretch>
                       <a:fillRect/>
                     </a:stretch>
@@ -3209,9 +3302,9 @@
         <w:t xml:space="preserve">Problem 1 heat capacity</w:t>
       </w:r>
     </w:p>
-    <w:bookmarkEnd w:id="22"/>
-    <w:bookmarkEnd w:id="23"/>
-    <w:bookmarkStart w:id="24" w:name="讨论和扩展"/>
+    <w:bookmarkEnd w:id="28"/>
+    <w:bookmarkEnd w:id="29"/>
+    <w:bookmarkStart w:id="30" w:name="讨论和扩展"/>
     <w:p>
       <w:pPr>
         <w:pStyle w:val="Heading2"/>
@@ -3348,9 +3441,9 @@
         <w:t xml:space="preserve">，但仍未完全饱和。</w:t>
       </w:r>
     </w:p>
-    <w:bookmarkEnd w:id="24"/>
-    <w:bookmarkEnd w:id="25"/>
-    <w:bookmarkStart w:id="39" w:name="自适应积分"/>
+    <w:bookmarkEnd w:id="30"/>
+    <w:bookmarkEnd w:id="31"/>
+    <w:bookmarkStart w:id="45" w:name="自适应积分"/>
     <w:p>
       <w:pPr>
         <w:pStyle w:val="Heading1"/>
@@ -3371,7 +3464,7 @@
         <w:t xml:space="preserve">自适应积分</w:t>
       </w:r>
     </w:p>
-    <w:bookmarkStart w:id="28" w:name="题目陈述-1"/>
+    <w:bookmarkStart w:id="34" w:name="题目陈述-1"/>
     <w:p>
       <w:pPr>
         <w:pStyle w:val="Heading2"/>
@@ -3503,7 +3596,7 @@
         </m:oMath>
       </m:oMathPara>
     </w:p>
-    <w:bookmarkStart w:id="26" w:name="a-3"/>
+    <w:bookmarkStart w:id="32" w:name="a-3"/>
     <w:p>
       <w:pPr>
         <w:pStyle w:val="Heading3"/>
@@ -3666,8 +3759,8 @@
         <w:t xml:space="preserve">附近。</w:t>
       </w:r>
     </w:p>
-    <w:bookmarkEnd w:id="26"/>
-    <w:bookmarkStart w:id="27" w:name="b-3"/>
+    <w:bookmarkEnd w:id="32"/>
+    <w:bookmarkStart w:id="33" w:name="b-3"/>
     <w:p>
       <w:pPr>
         <w:pStyle w:val="Heading3"/>
@@ -3761,9 +3854,9 @@
         <w:t xml:space="preserve">法是否以显著更少的切片数达到精度，以及这是否符合预期。</w:t>
       </w:r>
     </w:p>
-    <w:bookmarkEnd w:id="27"/>
-    <w:bookmarkEnd w:id="28"/>
-    <w:bookmarkStart w:id="31" w:name="解决方案-1"/>
+    <w:bookmarkEnd w:id="33"/>
+    <w:bookmarkEnd w:id="34"/>
+    <w:bookmarkStart w:id="37" w:name="解决方案-1"/>
     <w:p>
       <w:pPr>
         <w:pStyle w:val="Heading2"/>
@@ -3784,7 +3877,7 @@
         <w:t xml:space="preserve">解决方案</w:t>
       </w:r>
     </w:p>
-    <w:bookmarkStart w:id="29" w:name="a-4"/>
+    <w:bookmarkStart w:id="35" w:name="a-4"/>
     <w:p>
       <w:pPr>
         <w:pStyle w:val="Heading3"/>
@@ -4146,8 +4239,8 @@
         <w:t xml:space="preserve">end for</w:t>
       </w:r>
     </w:p>
-    <w:bookmarkEnd w:id="29"/>
-    <w:bookmarkStart w:id="30" w:name="b-4"/>
+    <w:bookmarkEnd w:id="35"/>
+    <w:bookmarkStart w:id="36" w:name="b-4"/>
     <w:p>
       <w:pPr>
         <w:pStyle w:val="Heading3"/>
@@ -4810,9 +4903,9 @@
         </m:oMath>
       </m:oMathPara>
     </w:p>
-    <w:bookmarkEnd w:id="30"/>
-    <w:bookmarkEnd w:id="31"/>
-    <w:bookmarkStart w:id="37" w:name="问题答案-1"/>
+    <w:bookmarkEnd w:id="36"/>
+    <w:bookmarkEnd w:id="37"/>
+    <w:bookmarkStart w:id="43" w:name="问题答案-1"/>
     <w:p>
       <w:pPr>
         <w:pStyle w:val="Heading2"/>
@@ -4833,7 +4926,7 @@
         <w:t xml:space="preserve">问题答案</w:t>
       </w:r>
     </w:p>
-    <w:bookmarkStart w:id="32" w:name="a-5"/>
+    <w:bookmarkStart w:id="38" w:name="a-5"/>
     <w:p>
       <w:pPr>
         <w:pStyle w:val="Heading3"/>
@@ -5049,8 +5142,8 @@
         <w:t xml:space="preserve">。</w:t>
       </w:r>
     </w:p>
-    <w:bookmarkEnd w:id="32"/>
-    <w:bookmarkStart w:id="36" w:name="b-5"/>
+    <w:bookmarkEnd w:id="38"/>
+    <w:bookmarkStart w:id="42" w:name="b-5"/>
     <w:p>
       <w:pPr>
         <w:pStyle w:val="Heading3"/>
@@ -5304,18 +5397,18 @@
           <wp:inline>
             <wp:extent cx="4267200" cy="2723303"/>
             <wp:effectExtent b="0" l="0" r="0" t="0"/>
-            <wp:docPr descr="Problem 2 adaptive convergence" title="" id="34" name="Picture"/>
+            <wp:docPr descr="Problem 2 adaptive convergence" title="" id="40" name="Picture"/>
             <a:graphic>
               <a:graphicData uri="http://schemas.openxmlformats.org/drawingml/2006/picture">
                 <pic:pic>
                   <pic:nvPicPr>
-                    <pic:cNvPr descr="../../result/problem2_adaptive_convergence.png" id="35" name="Picture"/>
+                    <pic:cNvPr descr="../../result/problem2_adaptive_convergence.png" id="41" name="Picture"/>
                     <pic:cNvPicPr>
                       <a:picLocks noChangeArrowheads="1" noChangeAspect="1"/>
                     </pic:cNvPicPr>
                   </pic:nvPicPr>
                   <pic:blipFill>
-                    <a:blip r:embed="rId33"/>
+                    <a:blip r:embed="rId39"/>
                     <a:stretch>
                       <a:fillRect/>
                     </a:stretch>
@@ -5695,9 +5788,9 @@
         </w:tc>
       </w:tr>
     </w:tbl>
-    <w:bookmarkEnd w:id="36"/>
-    <w:bookmarkEnd w:id="37"/>
-    <w:bookmarkStart w:id="38" w:name="讨论和扩展-1"/>
+    <w:bookmarkEnd w:id="42"/>
+    <w:bookmarkEnd w:id="43"/>
+    <w:bookmarkStart w:id="44" w:name="讨论和扩展-1"/>
     <w:p>
       <w:pPr>
         <w:pStyle w:val="Heading2"/>
@@ -5839,9 +5932,9 @@
         <w:t xml:space="preserve">上含有振荡结构；当网格足够细后，误差估计稳定下降并满足目标阈值。</w:t>
       </w:r>
     </w:p>
-    <w:bookmarkEnd w:id="38"/>
-    <w:bookmarkEnd w:id="39"/>
-    <w:bookmarkStart w:id="59" w:name="三种积分方法的误差关系"/>
+    <w:bookmarkEnd w:id="44"/>
+    <w:bookmarkEnd w:id="45"/>
+    <w:bookmarkStart w:id="65" w:name="三种积分方法的误差关系"/>
     <w:p>
       <w:pPr>
         <w:pStyle w:val="Heading1"/>
@@ -5862,7 +5955,7 @@
         <w:t xml:space="preserve">三种积分方法的误差关系</w:t>
       </w:r>
     </w:p>
-    <w:bookmarkStart w:id="43" w:name="题目陈述-2"/>
+    <w:bookmarkStart w:id="49" w:name="题目陈述-2"/>
     <w:p>
       <w:pPr>
         <w:pStyle w:val="Heading2"/>
@@ -6137,7 +6230,7 @@
         <w:t xml:space="preserve">的近似精度。</w:t>
       </w:r>
     </w:p>
-    <w:bookmarkStart w:id="40" w:name="a-6"/>
+    <w:bookmarkStart w:id="46" w:name="a-6"/>
     <w:p>
       <w:pPr>
         <w:pStyle w:val="Heading3"/>
@@ -6166,8 +6259,8 @@
         <w:t xml:space="preserve">使用梯形法。</w:t>
       </w:r>
     </w:p>
-    <w:bookmarkEnd w:id="40"/>
-    <w:bookmarkStart w:id="41" w:name="b-6"/>
+    <w:bookmarkEnd w:id="46"/>
+    <w:bookmarkStart w:id="47" w:name="b-6"/>
     <w:p>
       <w:pPr>
         <w:pStyle w:val="Heading3"/>
@@ -6205,8 +6298,8 @@
         <w:t xml:space="preserve">法。</w:t>
       </w:r>
     </w:p>
-    <w:bookmarkEnd w:id="41"/>
-    <w:bookmarkStart w:id="42" w:name="c"/>
+    <w:bookmarkEnd w:id="47"/>
+    <w:bookmarkStart w:id="48" w:name="c"/>
     <w:p>
       <w:pPr>
         <w:pStyle w:val="Heading3"/>
@@ -6272,9 +6365,9 @@
         <w:t xml:space="preserve">的幂律；如果误差关系不满足理论预期，需要给出解释。</w:t>
       </w:r>
     </w:p>
-    <w:bookmarkEnd w:id="42"/>
-    <w:bookmarkEnd w:id="43"/>
-    <w:bookmarkStart w:id="47" w:name="解决方案-2"/>
+    <w:bookmarkEnd w:id="48"/>
+    <w:bookmarkEnd w:id="49"/>
+    <w:bookmarkStart w:id="53" w:name="解决方案-2"/>
     <w:p>
       <w:pPr>
         <w:pStyle w:val="Heading2"/>
@@ -6295,7 +6388,7 @@
         <w:t xml:space="preserve">解决方案</w:t>
       </w:r>
     </w:p>
-    <w:bookmarkStart w:id="44" w:name="a-7"/>
+    <w:bookmarkStart w:id="50" w:name="a-7"/>
     <w:p>
       <w:pPr>
         <w:pStyle w:val="Heading3"/>
@@ -6672,8 +6765,8 @@
         <w:t xml:space="preserve">end for</w:t>
       </w:r>
     </w:p>
-    <w:bookmarkEnd w:id="44"/>
-    <w:bookmarkStart w:id="45" w:name="b-7"/>
+    <w:bookmarkEnd w:id="50"/>
+    <w:bookmarkStart w:id="51" w:name="b-7"/>
     <w:p>
       <w:pPr>
         <w:pStyle w:val="Heading3"/>
@@ -7181,8 +7274,8 @@
         <w:t xml:space="preserve">end for</w:t>
       </w:r>
     </w:p>
-    <w:bookmarkEnd w:id="45"/>
-    <w:bookmarkStart w:id="46" w:name="c-1"/>
+    <w:bookmarkEnd w:id="51"/>
+    <w:bookmarkStart w:id="52" w:name="c-1"/>
     <w:p>
       <w:pPr>
         <w:pStyle w:val="Heading3"/>
@@ -7970,9 +8063,9 @@
         <w:t xml:space="preserve">，从而更清楚地观察机器精度平台。</w:t>
       </w:r>
     </w:p>
-    <w:bookmarkEnd w:id="46"/>
-    <w:bookmarkEnd w:id="47"/>
-    <w:bookmarkStart w:id="57" w:name="问题答案-2"/>
+    <w:bookmarkEnd w:id="52"/>
+    <w:bookmarkEnd w:id="53"/>
+    <w:bookmarkStart w:id="63" w:name="问题答案-2"/>
     <w:p>
       <w:pPr>
         <w:pStyle w:val="Heading2"/>
@@ -7993,7 +8086,7 @@
         <w:t xml:space="preserve">问题答案</w:t>
       </w:r>
     </w:p>
-    <w:bookmarkStart w:id="48" w:name="a-8"/>
+    <w:bookmarkStart w:id="54" w:name="a-8"/>
     <w:p>
       <w:pPr>
         <w:pStyle w:val="Heading3"/>
@@ -8200,8 +8293,8 @@
         </m:oMath>
       </m:oMathPara>
     </w:p>
-    <w:bookmarkEnd w:id="48"/>
-    <w:bookmarkStart w:id="49" w:name="b-8"/>
+    <w:bookmarkEnd w:id="54"/>
+    <w:bookmarkStart w:id="55" w:name="b-8"/>
     <w:p>
       <w:pPr>
         <w:pStyle w:val="Heading3"/>
@@ -8411,8 +8504,8 @@
         </m:oMath>
       </m:oMathPara>
     </w:p>
-    <w:bookmarkEnd w:id="49"/>
-    <w:bookmarkStart w:id="56" w:name="c-2"/>
+    <w:bookmarkEnd w:id="55"/>
+    <w:bookmarkStart w:id="62" w:name="c-2"/>
     <w:p>
       <w:pPr>
         <w:pStyle w:val="Heading3"/>
@@ -10660,18 +10753,18 @@
           <wp:inline>
             <wp:extent cx="4373880" cy="2803769"/>
             <wp:effectExtent b="0" l="0" r="0" t="0"/>
-            <wp:docPr descr="Problem 3 error scaling" title="" id="51" name="Picture"/>
+            <wp:docPr descr="Problem 3 error scaling" title="" id="57" name="Picture"/>
             <a:graphic>
               <a:graphicData uri="http://schemas.openxmlformats.org/drawingml/2006/picture">
                 <pic:pic>
                   <pic:nvPicPr>
-                    <pic:cNvPr descr="../../result/problem3_error_scaling.png" id="52" name="Picture"/>
+                    <pic:cNvPr descr="../../result/problem3_error_scaling.png" id="58" name="Picture"/>
                     <pic:cNvPicPr>
                       <a:picLocks noChangeArrowheads="1" noChangeAspect="1"/>
                     </pic:cNvPicPr>
                   </pic:nvPicPr>
                   <pic:blipFill>
-                    <a:blip r:embed="rId50"/>
+                    <a:blip r:embed="rId56"/>
                     <a:stretch>
                       <a:fillRect/>
                     </a:stretch>
@@ -10753,18 +10846,18 @@
           <wp:inline>
             <wp:extent cx="4373880" cy="2691618"/>
             <wp:effectExtent b="0" l="0" r="0" t="0"/>
-            <wp:docPr descr="Problem 3 round-off zoom" title="" id="54" name="Picture"/>
+            <wp:docPr descr="Problem 3 round-off zoom" title="" id="60" name="Picture"/>
             <a:graphic>
               <a:graphicData uri="http://schemas.openxmlformats.org/drawingml/2006/picture">
                 <pic:pic>
                   <pic:nvPicPr>
-                    <pic:cNvPr descr="../../result/problem3_roundoff_zoom.png" id="55" name="Picture"/>
+                    <pic:cNvPr descr="../../result/problem3_roundoff_zoom.png" id="61" name="Picture"/>
                     <pic:cNvPicPr>
                       <a:picLocks noChangeArrowheads="1" noChangeAspect="1"/>
                     </pic:cNvPicPr>
                   </pic:nvPicPr>
                   <pic:blipFill>
-                    <a:blip r:embed="rId53"/>
+                    <a:blip r:embed="rId59"/>
                     <a:stretch>
                       <a:fillRect/>
                     </a:stretch>
@@ -11624,9 +11717,9 @@
         </w:tc>
       </w:tr>
     </w:tbl>
-    <w:bookmarkEnd w:id="56"/>
-    <w:bookmarkEnd w:id="57"/>
-    <w:bookmarkStart w:id="58" w:name="讨论和扩展-2"/>
+    <w:bookmarkEnd w:id="62"/>
+    <w:bookmarkEnd w:id="63"/>
+    <w:bookmarkStart w:id="64" w:name="讨论和扩展-2"/>
     <w:p>
       <w:pPr>
         <w:pStyle w:val="Heading2"/>
@@ -12667,9 +12760,9 @@
         <w:t xml:space="preserve">法的最低平台正好落在这一水平附近。</w:t>
       </w:r>
     </w:p>
-    <w:bookmarkEnd w:id="58"/>
-    <w:bookmarkEnd w:id="59"/>
-    <w:bookmarkStart w:id="73" w:name="可换元积分"/>
+    <w:bookmarkEnd w:id="64"/>
+    <w:bookmarkEnd w:id="65"/>
+    <w:bookmarkStart w:id="79" w:name="可换元积分"/>
     <w:p>
       <w:pPr>
         <w:pStyle w:val="Heading1"/>
@@ -12690,7 +12783,7 @@
         <w:t xml:space="preserve">可换元积分</w:t>
       </w:r>
     </w:p>
-    <w:bookmarkStart w:id="63" w:name="题目陈述-3"/>
+    <w:bookmarkStart w:id="69" w:name="题目陈述-3"/>
     <w:p>
       <w:pPr>
         <w:pStyle w:val="Heading2"/>
@@ -12725,7 +12818,7 @@
         <w:t xml:space="preserve">要求使用课堂讨论的方法编写代码，计算下列积分。</w:t>
       </w:r>
     </w:p>
-    <w:bookmarkStart w:id="60" w:name="a-9"/>
+    <w:bookmarkStart w:id="66" w:name="a-9"/>
     <w:p>
       <w:pPr>
         <w:pStyle w:val="Heading3"/>
@@ -12834,8 +12927,8 @@
         </m:oMath>
       </m:oMathPara>
     </w:p>
-    <w:bookmarkEnd w:id="60"/>
-    <w:bookmarkStart w:id="61" w:name="b-9"/>
+    <w:bookmarkEnd w:id="66"/>
+    <w:bookmarkStart w:id="67" w:name="b-9"/>
     <w:p>
       <w:pPr>
         <w:pStyle w:val="Heading3"/>
@@ -12927,8 +13020,8 @@
         </m:oMath>
       </m:oMathPara>
     </w:p>
-    <w:bookmarkEnd w:id="61"/>
-    <w:bookmarkStart w:id="62" w:name="c-3"/>
+    <w:bookmarkEnd w:id="67"/>
+    <w:bookmarkStart w:id="68" w:name="c-3"/>
     <w:p>
       <w:pPr>
         <w:pStyle w:val="Heading3"/>
@@ -13052,9 +13145,9 @@
         </m:oMath>
       </m:oMathPara>
     </w:p>
-    <w:bookmarkEnd w:id="62"/>
-    <w:bookmarkEnd w:id="63"/>
-    <w:bookmarkStart w:id="67" w:name="解决方案-3"/>
+    <w:bookmarkEnd w:id="68"/>
+    <w:bookmarkEnd w:id="69"/>
+    <w:bookmarkStart w:id="73" w:name="解决方案-3"/>
     <w:p>
       <w:pPr>
         <w:pStyle w:val="Heading2"/>
@@ -13075,7 +13168,7 @@
         <w:t xml:space="preserve">解决方案</w:t>
       </w:r>
     </w:p>
-    <w:bookmarkStart w:id="64" w:name="a-10"/>
+    <w:bookmarkStart w:id="70" w:name="a-10"/>
     <w:p>
       <w:pPr>
         <w:pStyle w:val="Heading3"/>
@@ -13458,8 +13551,8 @@
         </m:oMath>
       </m:oMathPara>
     </w:p>
-    <w:bookmarkEnd w:id="64"/>
-    <w:bookmarkStart w:id="65" w:name="b-10"/>
+    <w:bookmarkEnd w:id="70"/>
+    <w:bookmarkStart w:id="71" w:name="b-10"/>
     <w:p>
       <w:pPr>
         <w:pStyle w:val="Heading3"/>
@@ -13571,8 +13664,8 @@
         </m:oMath>
       </m:oMathPara>
     </w:p>
-    <w:bookmarkEnd w:id="65"/>
-    <w:bookmarkStart w:id="66" w:name="c-4"/>
+    <w:bookmarkEnd w:id="71"/>
+    <w:bookmarkStart w:id="72" w:name="c-4"/>
     <w:p>
       <w:pPr>
         <w:pStyle w:val="Heading3"/>
@@ -14086,9 +14179,9 @@
         <w:t xml:space="preserve">end for</w:t>
       </w:r>
     </w:p>
-    <w:bookmarkEnd w:id="66"/>
-    <w:bookmarkEnd w:id="67"/>
-    <w:bookmarkStart w:id="71" w:name="问题答案-3"/>
+    <w:bookmarkEnd w:id="72"/>
+    <w:bookmarkEnd w:id="73"/>
+    <w:bookmarkStart w:id="77" w:name="问题答案-3"/>
     <w:p>
       <w:pPr>
         <w:pStyle w:val="Heading2"/>
@@ -14109,7 +14202,7 @@
         <w:t xml:space="preserve">问题答案</w:t>
       </w:r>
     </w:p>
-    <w:bookmarkStart w:id="68" w:name="a-11"/>
+    <w:bookmarkStart w:id="74" w:name="a-11"/>
     <w:p>
       <w:pPr>
         <w:pStyle w:val="Heading3"/>
@@ -14243,8 +14336,8 @@
         <w:t xml:space="preserve">。</w:t>
       </w:r>
     </w:p>
-    <w:bookmarkEnd w:id="68"/>
-    <w:bookmarkStart w:id="69" w:name="b-11"/>
+    <w:bookmarkEnd w:id="74"/>
+    <w:bookmarkStart w:id="75" w:name="b-11"/>
     <w:p>
       <w:pPr>
         <w:pStyle w:val="Heading3"/>
@@ -14346,8 +14439,8 @@
         <w:t xml:space="preserve">。</w:t>
       </w:r>
     </w:p>
-    <w:bookmarkEnd w:id="69"/>
-    <w:bookmarkStart w:id="70" w:name="c-5"/>
+    <w:bookmarkEnd w:id="75"/>
+    <w:bookmarkStart w:id="76" w:name="c-5"/>
     <w:p>
       <w:pPr>
         <w:pStyle w:val="Heading3"/>
@@ -14845,9 +14938,9 @@
         </w:tc>
       </w:tr>
     </w:tbl>
-    <w:bookmarkEnd w:id="70"/>
-    <w:bookmarkEnd w:id="71"/>
-    <w:bookmarkStart w:id="72" w:name="讨论和扩展-3"/>
+    <w:bookmarkEnd w:id="76"/>
+    <w:bookmarkEnd w:id="77"/>
+    <w:bookmarkStart w:id="78" w:name="讨论和扩展-3"/>
     <w:p>
       <w:pPr>
         <w:pStyle w:val="Heading2"/>
@@ -14913,9 +15006,9 @@
         <w:t xml:space="preserve">奇性同时消失，变成常数积分后无需依赖很大的截断区间。</w:t>
       </w:r>
     </w:p>
-    <w:bookmarkEnd w:id="72"/>
-    <w:bookmarkEnd w:id="73"/>
-    <w:bookmarkStart w:id="87" w:name="n-维单位超球体积"/>
+    <w:bookmarkEnd w:id="78"/>
+    <w:bookmarkEnd w:id="79"/>
+    <w:bookmarkStart w:id="93" w:name="n-维单位超球体积"/>
     <w:p>
       <w:pPr>
         <w:pStyle w:val="Heading1"/>
@@ -14939,7 +15032,7 @@
         <w:t xml:space="preserve">维单位超球体积</w:t>
       </w:r>
     </w:p>
-    <w:bookmarkStart w:id="76" w:name="题目陈述-4"/>
+    <w:bookmarkStart w:id="82" w:name="题目陈述-4"/>
     <w:p>
       <w:pPr>
         <w:pStyle w:val="Heading2"/>
@@ -15470,7 +15563,7 @@
         <w:t xml:space="preserve">函数。</w:t>
       </w:r>
     </w:p>
-    <w:bookmarkStart w:id="74" w:name="a-12"/>
+    <w:bookmarkStart w:id="80" w:name="a-12"/>
     <w:p>
       <w:pPr>
         <w:pStyle w:val="Heading3"/>
@@ -15551,8 +15644,8 @@
         <w:t xml:space="preserve">的单位超球体积。</w:t>
       </w:r>
     </w:p>
-    <w:bookmarkEnd w:id="74"/>
-    <w:bookmarkStart w:id="75" w:name="b-12"/>
+    <w:bookmarkEnd w:id="80"/>
+    <w:bookmarkStart w:id="81" w:name="b-12"/>
     <w:p>
       <w:pPr>
         <w:pStyle w:val="Heading3"/>
@@ -15581,9 +15674,9 @@
         <w:t xml:space="preserve">在屏幕输出结果，并绘制超球体积随维数变化的图像。</w:t>
       </w:r>
     </w:p>
-    <w:bookmarkEnd w:id="75"/>
-    <w:bookmarkEnd w:id="76"/>
-    <w:bookmarkStart w:id="79" w:name="解决方案-4"/>
+    <w:bookmarkEnd w:id="81"/>
+    <w:bookmarkEnd w:id="82"/>
+    <w:bookmarkStart w:id="85" w:name="解决方案-4"/>
     <w:p>
       <w:pPr>
         <w:pStyle w:val="Heading2"/>
@@ -15604,7 +15697,7 @@
         <w:t xml:space="preserve">解决方案</w:t>
       </w:r>
     </w:p>
-    <w:bookmarkStart w:id="77" w:name="a-13"/>
+    <w:bookmarkStart w:id="83" w:name="a-13"/>
     <w:p>
       <w:pPr>
         <w:pStyle w:val="Heading3"/>
@@ -17412,8 +17505,8 @@
         <w:t xml:space="preserve">find the largest dimension with relative error &lt;= 10%</w:t>
       </w:r>
     </w:p>
-    <w:bookmarkEnd w:id="77"/>
-    <w:bookmarkStart w:id="78" w:name="b-13"/>
+    <w:bookmarkEnd w:id="83"/>
+    <w:bookmarkStart w:id="84" w:name="b-13"/>
     <w:p>
       <w:pPr>
         <w:pStyle w:val="Heading3"/>
@@ -17501,9 +17594,9 @@
         <w:t xml:space="preserve">save the figure</w:t>
       </w:r>
     </w:p>
-    <w:bookmarkEnd w:id="78"/>
-    <w:bookmarkEnd w:id="79"/>
-    <w:bookmarkStart w:id="85" w:name="问题答案-4"/>
+    <w:bookmarkEnd w:id="84"/>
+    <w:bookmarkEnd w:id="85"/>
+    <w:bookmarkStart w:id="91" w:name="问题答案-4"/>
     <w:p>
       <w:pPr>
         <w:pStyle w:val="Heading2"/>
@@ -17524,7 +17617,7 @@
         <w:t xml:space="preserve">问题答案</w:t>
       </w:r>
     </w:p>
-    <w:bookmarkStart w:id="80" w:name="a-14"/>
+    <w:bookmarkStart w:id="86" w:name="a-14"/>
     <w:p>
       <w:pPr>
         <w:pStyle w:val="Heading3"/>
@@ -19274,8 +19367,8 @@
         <w:t xml:space="preserve">维时已经失去题目要求的相对精度。</w:t>
       </w:r>
     </w:p>
-    <w:bookmarkEnd w:id="80"/>
-    <w:bookmarkStart w:id="84" w:name="b-14"/>
+    <w:bookmarkEnd w:id="86"/>
+    <w:bookmarkStart w:id="90" w:name="b-14"/>
     <w:p>
       <w:pPr>
         <w:pStyle w:val="Heading3"/>
@@ -19340,18 +19433,18 @@
           <wp:inline>
             <wp:extent cx="4373880" cy="2791385"/>
             <wp:effectExtent b="0" l="0" r="0" t="0"/>
-            <wp:docPr descr="Problem 5 hypersphere volume" title="" id="82" name="Picture"/>
+            <wp:docPr descr="Problem 5 hypersphere volume" title="" id="88" name="Picture"/>
             <a:graphic>
               <a:graphicData uri="http://schemas.openxmlformats.org/drawingml/2006/picture">
                 <pic:pic>
                   <pic:nvPicPr>
-                    <pic:cNvPr descr="../../result/problem5_hypersphere_volume.png" id="83" name="Picture"/>
+                    <pic:cNvPr descr="../../result/problem5_hypersphere_volume.png" id="89" name="Picture"/>
                     <pic:cNvPicPr>
                       <a:picLocks noChangeArrowheads="1" noChangeAspect="1"/>
                     </pic:cNvPicPr>
                   </pic:nvPicPr>
                   <pic:blipFill>
-                    <a:blip r:embed="rId81"/>
+                    <a:blip r:embed="rId87"/>
                     <a:stretch>
                       <a:fillRect/>
                     </a:stretch>
@@ -19386,9 +19479,9 @@
         <w:t xml:space="preserve">Problem 5 hypersphere volume</w:t>
       </w:r>
     </w:p>
-    <w:bookmarkEnd w:id="84"/>
-    <w:bookmarkEnd w:id="85"/>
-    <w:bookmarkStart w:id="86" w:name="讨论和扩展-4"/>
+    <w:bookmarkEnd w:id="90"/>
+    <w:bookmarkEnd w:id="91"/>
+    <w:bookmarkStart w:id="92" w:name="讨论和扩展-4"/>
     <w:p>
       <w:pPr>
         <w:pStyle w:val="Heading2"/>
@@ -20114,9 +20207,9 @@
         <w:t xml:space="preserve">，首次超过题目允许阈值。这说明对称性可以显著抬高可计算维数上限，但并不能消除真正多维积分在高维下迅速变难这一事实。</w:t>
       </w:r>
     </w:p>
-    <w:bookmarkEnd w:id="86"/>
-    <w:bookmarkEnd w:id="87"/>
-    <w:bookmarkStart w:id="88" w:name="原始输出位置"/>
+    <w:bookmarkEnd w:id="92"/>
+    <w:bookmarkEnd w:id="93"/>
+    <w:bookmarkStart w:id="94" w:name="原始输出位置"/>
     <w:p>
       <w:pPr>
         <w:pStyle w:val="Heading1"/>
@@ -20530,7 +20623,7 @@
         </w:tc>
       </w:tr>
     </w:tbl>
-    <w:bookmarkEnd w:id="88"/>
+    <w:bookmarkEnd w:id="94"/>
     <w:sectPr>
       <w:footnotePr>
         <w:numRestart w:val="eachSect"/>

--- a/07/docs/answer/answer.docx
+++ b/07/docs/answer/answer.docx
@@ -496,12 +496,37 @@
         </w:tc>
       </w:tr>
     </w:tbl>
-    <w:bookmarkStart w:id="31" w:name="固体热容的-debye-积分"/>
+    <w:bookmarkStart w:id="18" w:name="i.-固体热容的-debye-积分"/>
     <w:p>
       <w:pPr>
         <w:pStyle w:val="Heading1"/>
       </w:pPr>
       <w:r>
+        <w:t xml:space="preserve">I. </w:t>
+      </w:r>
+      <w:r>
+        <w:rPr>
+          <w:rFonts w:hint="eastAsia"/>
+        </w:rPr>
+        <w:t xml:space="preserve">固体热容的</w:t>
+      </w:r>
+      <w:r>
+        <w:t xml:space="preserve"> Debye </w:t>
+      </w:r>
+      <w:r>
+        <w:rPr>
+          <w:rFonts w:hint="eastAsia"/>
+        </w:rPr>
+        <w:t xml:space="preserve">积分</w:t>
+      </w:r>
+    </w:p>
+    <w:bookmarkEnd w:id="18"/>
+    <w:bookmarkStart w:id="34" w:name="problem-1固体热容的-debye-积分"/>
+    <w:p>
+      <w:pPr>
+        <w:pStyle w:val="Heading1"/>
+      </w:pPr>
+      <w:r>
         <w:rPr>
           <w:rStyle w:val="SectionNumber"/>
         </w:rPr>
@@ -511,10 +536,13 @@
         <w:tab/>
       </w:r>
       <w:r>
-        <w:rPr>
-          <w:rFonts w:hint="eastAsia"/>
-        </w:rPr>
-        <w:t xml:space="preserve">固体热容的</w:t>
+        <w:t xml:space="preserve">Problem </w:t>
+      </w:r>
+      <w:r>
+        <w:rPr>
+          <w:rFonts w:hint="eastAsia"/>
+        </w:rPr>
+        <w:t xml:space="preserve">1：固体热容的</w:t>
       </w:r>
       <w:r>
         <w:t xml:space="preserve"> Debye </w:t>
@@ -526,7 +554,59 @@
         <w:t xml:space="preserve">积分</w:t>
       </w:r>
     </w:p>
-    <w:bookmarkStart w:id="20" w:name="题目陈述"/>
+    <w:p>
+      <w:pPr>
+        <w:pStyle w:val="FirstParagraph"/>
+      </w:pPr>
+      <w:r>
+        <w:rPr>
+          <w:rFonts w:hint="eastAsia"/>
+        </w:rPr>
+        <w:t xml:space="preserve">相关脚本：</w:t>
+      </w:r>
+    </w:p>
+    <w:p>
+      <w:pPr>
+        <w:pStyle w:val="Compact"/>
+        <w:numPr>
+          <w:ilvl w:val="0"/>
+          <w:numId w:val="1001"/>
+        </w:numPr>
+      </w:pPr>
+      <w:hyperlink r:id="rId19">
+        <w:r>
+          <w:rPr>
+            <w:rStyle w:val="Hyperlink"/>
+            <w:rFonts w:hint="eastAsia"/>
+          </w:rPr>
+          <w:t xml:space="preserve">本地</w:t>
+        </w:r>
+        <w:r>
+          <w:rPr>
+            <w:rStyle w:val="Hyperlink"/>
+          </w:rPr>
+          <w:t xml:space="preserve"> scripts/problem1.py</w:t>
+        </w:r>
+      </w:hyperlink>
+    </w:p>
+    <w:p>
+      <w:pPr>
+        <w:pStyle w:val="Compact"/>
+        <w:numPr>
+          <w:ilvl w:val="0"/>
+          <w:numId w:val="1001"/>
+        </w:numPr>
+      </w:pPr>
+      <w:hyperlink r:id="rId20">
+        <w:r>
+          <w:rPr>
+            <w:rStyle w:val="Hyperlink"/>
+          </w:rPr>
+          <w:t xml:space="preserve">GitHub scripts/problem1.py</w:t>
+        </w:r>
+      </w:hyperlink>
+    </w:p>
+    <w:bookmarkStart w:id="23" w:name="待求问题"/>
     <w:p>
       <w:pPr>
         <w:pStyle w:val="Heading2"/>
@@ -544,7 +624,7 @@
         <w:rPr>
           <w:rFonts w:hint="eastAsia"/>
         </w:rPr>
-        <w:t xml:space="preserve">题目陈述</w:t>
+        <w:t xml:space="preserve">待求问题</w:t>
       </w:r>
     </w:p>
     <w:p>
@@ -915,7 +995,7 @@
         <w:t xml:space="preserve">温度。</w:t>
       </w:r>
     </w:p>
-    <w:bookmarkStart w:id="18" w:name="a"/>
+    <w:bookmarkStart w:id="21" w:name="a"/>
     <w:p>
       <w:pPr>
         <w:pStyle w:val="Heading3"/>
@@ -1179,8 +1259,8 @@
         <w:t xml:space="preserve">个采样区间。</w:t>
       </w:r>
     </w:p>
-    <w:bookmarkEnd w:id="18"/>
-    <w:bookmarkStart w:id="19" w:name="b"/>
+    <w:bookmarkEnd w:id="21"/>
+    <w:bookmarkStart w:id="22" w:name="b"/>
     <w:p>
       <w:pPr>
         <w:pStyle w:val="Heading3"/>
@@ -1279,9 +1359,9 @@
         <w:t xml:space="preserve">范围内热容随温度变化的曲线。</w:t>
       </w:r>
     </w:p>
-    <w:bookmarkEnd w:id="19"/>
-    <w:bookmarkEnd w:id="20"/>
-    <w:bookmarkStart w:id="23" w:name="解决方案"/>
+    <w:bookmarkEnd w:id="22"/>
+    <w:bookmarkEnd w:id="23"/>
+    <w:bookmarkStart w:id="26" w:name="解决方式"/>
     <w:p>
       <w:pPr>
         <w:pStyle w:val="Heading2"/>
@@ -1299,10 +1379,10 @@
         <w:rPr>
           <w:rFonts w:hint="eastAsia"/>
         </w:rPr>
-        <w:t xml:space="preserve">解决方案</w:t>
-      </w:r>
-    </w:p>
-    <w:bookmarkStart w:id="21" w:name="a-1"/>
+        <w:t xml:space="preserve">解决方式</w:t>
+      </w:r>
+    </w:p>
+    <w:bookmarkStart w:id="24" w:name="a-1"/>
     <w:p>
       <w:pPr>
         <w:pStyle w:val="Heading3"/>
@@ -2395,8 +2475,8 @@
         <w:t xml:space="preserve">return 9 V rho k_B (T / theta_D)^3 integral</w:t>
       </w:r>
     </w:p>
-    <w:bookmarkEnd w:id="21"/>
-    <w:bookmarkStart w:id="22" w:name="b-1"/>
+    <w:bookmarkEnd w:id="24"/>
+    <w:bookmarkStart w:id="25" w:name="b-1"/>
     <w:p>
       <w:pPr>
         <w:pStyle w:val="Heading3"/>
@@ -2705,9 +2785,9 @@
         <w:t xml:space="preserve">save the figure</w:t>
       </w:r>
     </w:p>
-    <w:bookmarkEnd w:id="22"/>
-    <w:bookmarkEnd w:id="23"/>
-    <w:bookmarkStart w:id="29" w:name="问题答案"/>
+    <w:bookmarkEnd w:id="25"/>
+    <w:bookmarkEnd w:id="26"/>
+    <w:bookmarkStart w:id="32" w:name="问题答案"/>
     <w:p>
       <w:pPr>
         <w:pStyle w:val="Heading2"/>
@@ -2728,7 +2808,7 @@
         <w:t xml:space="preserve">问题答案</w:t>
       </w:r>
     </w:p>
-    <w:bookmarkStart w:id="24" w:name="a-2"/>
+    <w:bookmarkStart w:id="27" w:name="a-2"/>
     <w:p>
       <w:pPr>
         <w:pStyle w:val="Heading3"/>
@@ -3199,8 +3279,8 @@
         </w:tc>
       </w:tr>
     </w:tbl>
-    <w:bookmarkEnd w:id="24"/>
-    <w:bookmarkStart w:id="28" w:name="b-2"/>
+    <w:bookmarkEnd w:id="27"/>
+    <w:bookmarkStart w:id="31" w:name="b-2"/>
     <w:p>
       <w:pPr>
         <w:pStyle w:val="Heading3"/>
@@ -3256,18 +3336,18 @@
           <wp:inline>
             <wp:extent cx="4373880" cy="2791385"/>
             <wp:effectExtent b="0" l="0" r="0" t="0"/>
-            <wp:docPr descr="Problem 1 heat capacity" title="" id="26" name="Picture"/>
+            <wp:docPr descr="Problem 1 heat capacity" title="" id="29" name="Picture"/>
             <a:graphic>
               <a:graphicData uri="http://schemas.openxmlformats.org/drawingml/2006/picture">
                 <pic:pic>
                   <pic:nvPicPr>
-                    <pic:cNvPr descr="../../result/problem1_heat_capacity.png" id="27" name="Picture"/>
+                    <pic:cNvPr descr="../../result/problem1_heat_capacity.png" id="30" name="Picture"/>
                     <pic:cNvPicPr>
                       <a:picLocks noChangeArrowheads="1" noChangeAspect="1"/>
                     </pic:cNvPicPr>
                   </pic:nvPicPr>
                   <pic:blipFill>
-                    <a:blip r:embed="rId25"/>
+                    <a:blip r:embed="rId28"/>
                     <a:stretch>
                       <a:fillRect/>
                     </a:stretch>
@@ -3302,9 +3382,9 @@
         <w:t xml:space="preserve">Problem 1 heat capacity</w:t>
       </w:r>
     </w:p>
-    <w:bookmarkEnd w:id="28"/>
-    <w:bookmarkEnd w:id="29"/>
-    <w:bookmarkStart w:id="30" w:name="讨论和扩展"/>
+    <w:bookmarkEnd w:id="31"/>
+    <w:bookmarkEnd w:id="32"/>
+    <w:bookmarkStart w:id="33" w:name="分析"/>
     <w:p>
       <w:pPr>
         <w:pStyle w:val="Heading2"/>
@@ -3322,7 +3402,7 @@
         <w:rPr>
           <w:rFonts w:hint="eastAsia"/>
         </w:rPr>
-        <w:t xml:space="preserve">讨论和扩展</w:t>
+        <w:t xml:space="preserve">分析</w:t>
       </w:r>
     </w:p>
     <w:p>
@@ -3441,14 +3521,30 @@
         <w:t xml:space="preserve">，但仍未完全饱和。</w:t>
       </w:r>
     </w:p>
-    <w:bookmarkEnd w:id="30"/>
-    <w:bookmarkEnd w:id="31"/>
-    <w:bookmarkStart w:id="45" w:name="自适应积分"/>
+    <w:bookmarkEnd w:id="33"/>
+    <w:bookmarkEnd w:id="34"/>
+    <w:bookmarkStart w:id="35" w:name="ii.-自适应积分"/>
     <w:p>
       <w:pPr>
         <w:pStyle w:val="Heading1"/>
       </w:pPr>
       <w:r>
+        <w:t xml:space="preserve">II. </w:t>
+      </w:r>
+      <w:r>
+        <w:rPr>
+          <w:rFonts w:hint="eastAsia"/>
+        </w:rPr>
+        <w:t xml:space="preserve">自适应积分</w:t>
+      </w:r>
+    </w:p>
+    <w:bookmarkEnd w:id="35"/>
+    <w:bookmarkStart w:id="51" w:name="problem-2自适应积分"/>
+    <w:p>
+      <w:pPr>
+        <w:pStyle w:val="Heading1"/>
+      </w:pPr>
+      <w:r>
         <w:rPr>
           <w:rStyle w:val="SectionNumber"/>
         </w:rPr>
@@ -3458,13 +3554,68 @@
         <w:tab/>
       </w:r>
       <w:r>
-        <w:rPr>
-          <w:rFonts w:hint="eastAsia"/>
-        </w:rPr>
-        <w:t xml:space="preserve">自适应积分</w:t>
-      </w:r>
-    </w:p>
-    <w:bookmarkStart w:id="34" w:name="题目陈述-1"/>
+        <w:t xml:space="preserve">Problem </w:t>
+      </w:r>
+      <w:r>
+        <w:rPr>
+          <w:rFonts w:hint="eastAsia"/>
+        </w:rPr>
+        <w:t xml:space="preserve">2：自适应积分</w:t>
+      </w:r>
+    </w:p>
+    <w:p>
+      <w:pPr>
+        <w:pStyle w:val="FirstParagraph"/>
+      </w:pPr>
+      <w:r>
+        <w:rPr>
+          <w:rFonts w:hint="eastAsia"/>
+        </w:rPr>
+        <w:t xml:space="preserve">相关脚本：</w:t>
+      </w:r>
+    </w:p>
+    <w:p>
+      <w:pPr>
+        <w:pStyle w:val="Compact"/>
+        <w:numPr>
+          <w:ilvl w:val="0"/>
+          <w:numId w:val="1002"/>
+        </w:numPr>
+      </w:pPr>
+      <w:hyperlink r:id="rId36">
+        <w:r>
+          <w:rPr>
+            <w:rStyle w:val="Hyperlink"/>
+            <w:rFonts w:hint="eastAsia"/>
+          </w:rPr>
+          <w:t xml:space="preserve">本地</w:t>
+        </w:r>
+        <w:r>
+          <w:rPr>
+            <w:rStyle w:val="Hyperlink"/>
+          </w:rPr>
+          <w:t xml:space="preserve"> scripts/problem2.py</w:t>
+        </w:r>
+      </w:hyperlink>
+    </w:p>
+    <w:p>
+      <w:pPr>
+        <w:pStyle w:val="Compact"/>
+        <w:numPr>
+          <w:ilvl w:val="0"/>
+          <w:numId w:val="1002"/>
+        </w:numPr>
+      </w:pPr>
+      <w:hyperlink r:id="rId37">
+        <w:r>
+          <w:rPr>
+            <w:rStyle w:val="Hyperlink"/>
+          </w:rPr>
+          <w:t xml:space="preserve">GitHub scripts/problem2.py</w:t>
+        </w:r>
+      </w:hyperlink>
+    </w:p>
+    <w:bookmarkStart w:id="40" w:name="待求问题-1"/>
     <w:p>
       <w:pPr>
         <w:pStyle w:val="Heading2"/>
@@ -3482,7 +3633,7 @@
         <w:rPr>
           <w:rFonts w:hint="eastAsia"/>
         </w:rPr>
-        <w:t xml:space="preserve">题目陈述</w:t>
+        <w:t xml:space="preserve">待求问题</w:t>
       </w:r>
     </w:p>
     <w:p>
@@ -3596,7 +3747,7 @@
         </m:oMath>
       </m:oMathPara>
     </w:p>
-    <w:bookmarkStart w:id="32" w:name="a-3"/>
+    <w:bookmarkStart w:id="38" w:name="a-3"/>
     <w:p>
       <w:pPr>
         <w:pStyle w:val="Heading3"/>
@@ -3759,8 +3910,8 @@
         <w:t xml:space="preserve">附近。</w:t>
       </w:r>
     </w:p>
-    <w:bookmarkEnd w:id="32"/>
-    <w:bookmarkStart w:id="33" w:name="b-3"/>
+    <w:bookmarkEnd w:id="38"/>
+    <w:bookmarkStart w:id="39" w:name="b-3"/>
     <w:p>
       <w:pPr>
         <w:pStyle w:val="Heading3"/>
@@ -3854,9 +4005,9 @@
         <w:t xml:space="preserve">法是否以显著更少的切片数达到精度，以及这是否符合预期。</w:t>
       </w:r>
     </w:p>
-    <w:bookmarkEnd w:id="33"/>
-    <w:bookmarkEnd w:id="34"/>
-    <w:bookmarkStart w:id="37" w:name="解决方案-1"/>
+    <w:bookmarkEnd w:id="39"/>
+    <w:bookmarkEnd w:id="40"/>
+    <w:bookmarkStart w:id="43" w:name="解决方式-1"/>
     <w:p>
       <w:pPr>
         <w:pStyle w:val="Heading2"/>
@@ -3874,10 +4025,10 @@
         <w:rPr>
           <w:rFonts w:hint="eastAsia"/>
         </w:rPr>
-        <w:t xml:space="preserve">解决方案</w:t>
-      </w:r>
-    </w:p>
-    <w:bookmarkStart w:id="35" w:name="a-4"/>
+        <w:t xml:space="preserve">解决方式</w:t>
+      </w:r>
+    </w:p>
+    <w:bookmarkStart w:id="41" w:name="a-4"/>
     <w:p>
       <w:pPr>
         <w:pStyle w:val="Heading3"/>
@@ -4239,8 +4390,8 @@
         <w:t xml:space="preserve">end for</w:t>
       </w:r>
     </w:p>
-    <w:bookmarkEnd w:id="35"/>
-    <w:bookmarkStart w:id="36" w:name="b-4"/>
+    <w:bookmarkEnd w:id="41"/>
+    <w:bookmarkStart w:id="42" w:name="b-4"/>
     <w:p>
       <w:pPr>
         <w:pStyle w:val="Heading3"/>
@@ -4903,9 +5054,9 @@
         </m:oMath>
       </m:oMathPara>
     </w:p>
-    <w:bookmarkEnd w:id="36"/>
-    <w:bookmarkEnd w:id="37"/>
-    <w:bookmarkStart w:id="43" w:name="问题答案-1"/>
+    <w:bookmarkEnd w:id="42"/>
+    <w:bookmarkEnd w:id="43"/>
+    <w:bookmarkStart w:id="49" w:name="问题答案-1"/>
     <w:p>
       <w:pPr>
         <w:pStyle w:val="Heading2"/>
@@ -4926,7 +5077,7 @@
         <w:t xml:space="preserve">问题答案</w:t>
       </w:r>
     </w:p>
-    <w:bookmarkStart w:id="38" w:name="a-5"/>
+    <w:bookmarkStart w:id="44" w:name="a-5"/>
     <w:p>
       <w:pPr>
         <w:pStyle w:val="Heading3"/>
@@ -5142,8 +5293,8 @@
         <w:t xml:space="preserve">。</w:t>
       </w:r>
     </w:p>
-    <w:bookmarkEnd w:id="38"/>
-    <w:bookmarkStart w:id="42" w:name="b-5"/>
+    <w:bookmarkEnd w:id="44"/>
+    <w:bookmarkStart w:id="48" w:name="b-5"/>
     <w:p>
       <w:pPr>
         <w:pStyle w:val="Heading3"/>
@@ -5397,18 +5548,18 @@
           <wp:inline>
             <wp:extent cx="4267200" cy="2723303"/>
             <wp:effectExtent b="0" l="0" r="0" t="0"/>
-            <wp:docPr descr="Problem 2 adaptive convergence" title="" id="40" name="Picture"/>
+            <wp:docPr descr="Problem 2 adaptive convergence" title="" id="46" name="Picture"/>
             <a:graphic>
               <a:graphicData uri="http://schemas.openxmlformats.org/drawingml/2006/picture">
                 <pic:pic>
                   <pic:nvPicPr>
-                    <pic:cNvPr descr="../../result/problem2_adaptive_convergence.png" id="41" name="Picture"/>
+                    <pic:cNvPr descr="../../result/problem2_adaptive_convergence.png" id="47" name="Picture"/>
                     <pic:cNvPicPr>
                       <a:picLocks noChangeArrowheads="1" noChangeAspect="1"/>
                     </pic:cNvPicPr>
                   </pic:nvPicPr>
                   <pic:blipFill>
-                    <a:blip r:embed="rId39"/>
+                    <a:blip r:embed="rId45"/>
                     <a:stretch>
                       <a:fillRect/>
                     </a:stretch>
@@ -5788,9 +5939,9 @@
         </w:tc>
       </w:tr>
     </w:tbl>
-    <w:bookmarkEnd w:id="42"/>
-    <w:bookmarkEnd w:id="43"/>
-    <w:bookmarkStart w:id="44" w:name="讨论和扩展-1"/>
+    <w:bookmarkEnd w:id="48"/>
+    <w:bookmarkEnd w:id="49"/>
+    <w:bookmarkStart w:id="50" w:name="分析-1"/>
     <w:p>
       <w:pPr>
         <w:pStyle w:val="Heading2"/>
@@ -5808,7 +5959,7 @@
         <w:rPr>
           <w:rFonts w:hint="eastAsia"/>
         </w:rPr>
-        <w:t xml:space="preserve">讨论和扩展</w:t>
+        <w:t xml:space="preserve">分析</w:t>
       </w:r>
     </w:p>
     <w:p>
@@ -5932,14 +6083,30 @@
         <w:t xml:space="preserve">上含有振荡结构；当网格足够细后，误差估计稳定下降并满足目标阈值。</w:t>
       </w:r>
     </w:p>
-    <w:bookmarkEnd w:id="44"/>
-    <w:bookmarkEnd w:id="45"/>
-    <w:bookmarkStart w:id="65" w:name="三种积分方法的误差关系"/>
+    <w:bookmarkEnd w:id="50"/>
+    <w:bookmarkEnd w:id="51"/>
+    <w:bookmarkStart w:id="52" w:name="iii.-三种积分方法的误差关系"/>
     <w:p>
       <w:pPr>
         <w:pStyle w:val="Heading1"/>
       </w:pPr>
       <w:r>
+        <w:t xml:space="preserve">III. </w:t>
+      </w:r>
+      <w:r>
+        <w:rPr>
+          <w:rFonts w:hint="eastAsia"/>
+        </w:rPr>
+        <w:t xml:space="preserve">三种积分方法的误差关系</w:t>
+      </w:r>
+    </w:p>
+    <w:bookmarkEnd w:id="52"/>
+    <w:bookmarkStart w:id="74" w:name="problem-3三种积分方法的误差关系"/>
+    <w:p>
+      <w:pPr>
+        <w:pStyle w:val="Heading1"/>
+      </w:pPr>
+      <w:r>
         <w:rPr>
           <w:rStyle w:val="SectionNumber"/>
         </w:rPr>
@@ -5949,13 +6116,68 @@
         <w:tab/>
       </w:r>
       <w:r>
-        <w:rPr>
-          <w:rFonts w:hint="eastAsia"/>
-        </w:rPr>
-        <w:t xml:space="preserve">三种积分方法的误差关系</w:t>
-      </w:r>
-    </w:p>
-    <w:bookmarkStart w:id="49" w:name="题目陈述-2"/>
+        <w:t xml:space="preserve">Problem </w:t>
+      </w:r>
+      <w:r>
+        <w:rPr>
+          <w:rFonts w:hint="eastAsia"/>
+        </w:rPr>
+        <w:t xml:space="preserve">3：三种积分方法的误差关系</w:t>
+      </w:r>
+    </w:p>
+    <w:p>
+      <w:pPr>
+        <w:pStyle w:val="FirstParagraph"/>
+      </w:pPr>
+      <w:r>
+        <w:rPr>
+          <w:rFonts w:hint="eastAsia"/>
+        </w:rPr>
+        <w:t xml:space="preserve">相关脚本：</w:t>
+      </w:r>
+    </w:p>
+    <w:p>
+      <w:pPr>
+        <w:pStyle w:val="Compact"/>
+        <w:numPr>
+          <w:ilvl w:val="0"/>
+          <w:numId w:val="1003"/>
+        </w:numPr>
+      </w:pPr>
+      <w:hyperlink r:id="rId53">
+        <w:r>
+          <w:rPr>
+            <w:rStyle w:val="Hyperlink"/>
+            <w:rFonts w:hint="eastAsia"/>
+          </w:rPr>
+          <w:t xml:space="preserve">本地</w:t>
+        </w:r>
+        <w:r>
+          <w:rPr>
+            <w:rStyle w:val="Hyperlink"/>
+          </w:rPr>
+          <w:t xml:space="preserve"> scripts/problem3.py</w:t>
+        </w:r>
+      </w:hyperlink>
+    </w:p>
+    <w:p>
+      <w:pPr>
+        <w:pStyle w:val="Compact"/>
+        <w:numPr>
+          <w:ilvl w:val="0"/>
+          <w:numId w:val="1003"/>
+        </w:numPr>
+      </w:pPr>
+      <w:hyperlink r:id="rId54">
+        <w:r>
+          <w:rPr>
+            <w:rStyle w:val="Hyperlink"/>
+          </w:rPr>
+          <w:t xml:space="preserve">GitHub scripts/problem3.py</w:t>
+        </w:r>
+      </w:hyperlink>
+    </w:p>
+    <w:bookmarkStart w:id="58" w:name="待求问题-2"/>
     <w:p>
       <w:pPr>
         <w:pStyle w:val="Heading2"/>
@@ -5973,7 +6195,7 @@
         <w:rPr>
           <w:rFonts w:hint="eastAsia"/>
         </w:rPr>
-        <w:t xml:space="preserve">题目陈述</w:t>
+        <w:t xml:space="preserve">待求问题</w:t>
       </w:r>
     </w:p>
     <w:p>
@@ -6230,7 +6452,7 @@
         <w:t xml:space="preserve">的近似精度。</w:t>
       </w:r>
     </w:p>
-    <w:bookmarkStart w:id="46" w:name="a-6"/>
+    <w:bookmarkStart w:id="55" w:name="a-6"/>
     <w:p>
       <w:pPr>
         <w:pStyle w:val="Heading3"/>
@@ -6259,8 +6481,8 @@
         <w:t xml:space="preserve">使用梯形法。</w:t>
       </w:r>
     </w:p>
-    <w:bookmarkEnd w:id="46"/>
-    <w:bookmarkStart w:id="47" w:name="b-6"/>
+    <w:bookmarkEnd w:id="55"/>
+    <w:bookmarkStart w:id="56" w:name="b-6"/>
     <w:p>
       <w:pPr>
         <w:pStyle w:val="Heading3"/>
@@ -6298,8 +6520,8 @@
         <w:t xml:space="preserve">法。</w:t>
       </w:r>
     </w:p>
-    <w:bookmarkEnd w:id="47"/>
-    <w:bookmarkStart w:id="48" w:name="c"/>
+    <w:bookmarkEnd w:id="56"/>
+    <w:bookmarkStart w:id="57" w:name="c"/>
     <w:p>
       <w:pPr>
         <w:pStyle w:val="Heading3"/>
@@ -6365,9 +6587,9 @@
         <w:t xml:space="preserve">的幂律；如果误差关系不满足理论预期，需要给出解释。</w:t>
       </w:r>
     </w:p>
-    <w:bookmarkEnd w:id="48"/>
-    <w:bookmarkEnd w:id="49"/>
-    <w:bookmarkStart w:id="53" w:name="解决方案-2"/>
+    <w:bookmarkEnd w:id="57"/>
+    <w:bookmarkEnd w:id="58"/>
+    <w:bookmarkStart w:id="62" w:name="解决方式-2"/>
     <w:p>
       <w:pPr>
         <w:pStyle w:val="Heading2"/>
@@ -6385,10 +6607,10 @@
         <w:rPr>
           <w:rFonts w:hint="eastAsia"/>
         </w:rPr>
-        <w:t xml:space="preserve">解决方案</w:t>
-      </w:r>
-    </w:p>
-    <w:bookmarkStart w:id="50" w:name="a-7"/>
+        <w:t xml:space="preserve">解决方式</w:t>
+      </w:r>
+    </w:p>
+    <w:bookmarkStart w:id="59" w:name="a-7"/>
     <w:p>
       <w:pPr>
         <w:pStyle w:val="Heading3"/>
@@ -6765,8 +6987,8 @@
         <w:t xml:space="preserve">end for</w:t>
       </w:r>
     </w:p>
-    <w:bookmarkEnd w:id="50"/>
-    <w:bookmarkStart w:id="51" w:name="b-7"/>
+    <w:bookmarkEnd w:id="59"/>
+    <w:bookmarkStart w:id="60" w:name="b-7"/>
     <w:p>
       <w:pPr>
         <w:pStyle w:val="Heading3"/>
@@ -7274,8 +7496,8 @@
         <w:t xml:space="preserve">end for</w:t>
       </w:r>
     </w:p>
-    <w:bookmarkEnd w:id="51"/>
-    <w:bookmarkStart w:id="52" w:name="c-1"/>
+    <w:bookmarkEnd w:id="60"/>
+    <w:bookmarkStart w:id="61" w:name="c-1"/>
     <w:p>
       <w:pPr>
         <w:pStyle w:val="Heading3"/>
@@ -8063,9 +8285,9 @@
         <w:t xml:space="preserve">，从而更清楚地观察机器精度平台。</w:t>
       </w:r>
     </w:p>
-    <w:bookmarkEnd w:id="52"/>
-    <w:bookmarkEnd w:id="53"/>
-    <w:bookmarkStart w:id="63" w:name="问题答案-2"/>
+    <w:bookmarkEnd w:id="61"/>
+    <w:bookmarkEnd w:id="62"/>
+    <w:bookmarkStart w:id="72" w:name="问题答案-2"/>
     <w:p>
       <w:pPr>
         <w:pStyle w:val="Heading2"/>
@@ -8086,7 +8308,7 @@
         <w:t xml:space="preserve">问题答案</w:t>
       </w:r>
     </w:p>
-    <w:bookmarkStart w:id="54" w:name="a-8"/>
+    <w:bookmarkStart w:id="63" w:name="a-8"/>
     <w:p>
       <w:pPr>
         <w:pStyle w:val="Heading3"/>
@@ -8293,8 +8515,8 @@
         </m:oMath>
       </m:oMathPara>
     </w:p>
-    <w:bookmarkEnd w:id="54"/>
-    <w:bookmarkStart w:id="55" w:name="b-8"/>
+    <w:bookmarkEnd w:id="63"/>
+    <w:bookmarkStart w:id="64" w:name="b-8"/>
     <w:p>
       <w:pPr>
         <w:pStyle w:val="Heading3"/>
@@ -8504,8 +8726,8 @@
         </m:oMath>
       </m:oMathPara>
     </w:p>
-    <w:bookmarkEnd w:id="55"/>
-    <w:bookmarkStart w:id="62" w:name="c-2"/>
+    <w:bookmarkEnd w:id="64"/>
+    <w:bookmarkStart w:id="71" w:name="c-2"/>
     <w:p>
       <w:pPr>
         <w:pStyle w:val="Heading3"/>
@@ -10753,18 +10975,18 @@
           <wp:inline>
             <wp:extent cx="4373880" cy="2803769"/>
             <wp:effectExtent b="0" l="0" r="0" t="0"/>
-            <wp:docPr descr="Problem 3 error scaling" title="" id="57" name="Picture"/>
+            <wp:docPr descr="Problem 3 error scaling" title="" id="66" name="Picture"/>
             <a:graphic>
               <a:graphicData uri="http://schemas.openxmlformats.org/drawingml/2006/picture">
                 <pic:pic>
                   <pic:nvPicPr>
-                    <pic:cNvPr descr="../../result/problem3_error_scaling.png" id="58" name="Picture"/>
+                    <pic:cNvPr descr="../../result/problem3_error_scaling.png" id="67" name="Picture"/>
                     <pic:cNvPicPr>
                       <a:picLocks noChangeArrowheads="1" noChangeAspect="1"/>
                     </pic:cNvPicPr>
                   </pic:nvPicPr>
                   <pic:blipFill>
-                    <a:blip r:embed="rId56"/>
+                    <a:blip r:embed="rId65"/>
                     <a:stretch>
                       <a:fillRect/>
                     </a:stretch>
@@ -10846,18 +11068,18 @@
           <wp:inline>
             <wp:extent cx="4373880" cy="2691618"/>
             <wp:effectExtent b="0" l="0" r="0" t="0"/>
-            <wp:docPr descr="Problem 3 round-off zoom" title="" id="60" name="Picture"/>
+            <wp:docPr descr="Problem 3 round-off zoom" title="" id="69" name="Picture"/>
             <a:graphic>
               <a:graphicData uri="http://schemas.openxmlformats.org/drawingml/2006/picture">
                 <pic:pic>
                   <pic:nvPicPr>
-                    <pic:cNvPr descr="../../result/problem3_roundoff_zoom.png" id="61" name="Picture"/>
+                    <pic:cNvPr descr="../../result/problem3_roundoff_zoom.png" id="70" name="Picture"/>
                     <pic:cNvPicPr>
                       <a:picLocks noChangeArrowheads="1" noChangeAspect="1"/>
                     </pic:cNvPicPr>
                   </pic:nvPicPr>
                   <pic:blipFill>
-                    <a:blip r:embed="rId59"/>
+                    <a:blip r:embed="rId68"/>
                     <a:stretch>
                       <a:fillRect/>
                     </a:stretch>
@@ -11717,9 +11939,9 @@
         </w:tc>
       </w:tr>
     </w:tbl>
-    <w:bookmarkEnd w:id="62"/>
-    <w:bookmarkEnd w:id="63"/>
-    <w:bookmarkStart w:id="64" w:name="讨论和扩展-2"/>
+    <w:bookmarkEnd w:id="71"/>
+    <w:bookmarkEnd w:id="72"/>
+    <w:bookmarkStart w:id="73" w:name="分析-2"/>
     <w:p>
       <w:pPr>
         <w:pStyle w:val="Heading2"/>
@@ -11737,7 +11959,7 @@
         <w:rPr>
           <w:rFonts w:hint="eastAsia"/>
         </w:rPr>
-        <w:t xml:space="preserve">讨论和扩展</w:t>
+        <w:t xml:space="preserve">分析</w:t>
       </w:r>
     </w:p>
     <w:p>
@@ -12760,14 +12982,30 @@
         <w:t xml:space="preserve">法的最低平台正好落在这一水平附近。</w:t>
       </w:r>
     </w:p>
-    <w:bookmarkEnd w:id="64"/>
-    <w:bookmarkEnd w:id="65"/>
-    <w:bookmarkStart w:id="79" w:name="可换元积分"/>
+    <w:bookmarkEnd w:id="73"/>
+    <w:bookmarkEnd w:id="74"/>
+    <w:bookmarkStart w:id="75" w:name="iv.-可换元积分"/>
     <w:p>
       <w:pPr>
         <w:pStyle w:val="Heading1"/>
       </w:pPr>
       <w:r>
+        <w:t xml:space="preserve">IV. </w:t>
+      </w:r>
+      <w:r>
+        <w:rPr>
+          <w:rFonts w:hint="eastAsia"/>
+        </w:rPr>
+        <w:t xml:space="preserve">可换元积分</w:t>
+      </w:r>
+    </w:p>
+    <w:bookmarkEnd w:id="75"/>
+    <w:bookmarkStart w:id="91" w:name="problem-4可换元积分"/>
+    <w:p>
+      <w:pPr>
+        <w:pStyle w:val="Heading1"/>
+      </w:pPr>
+      <w:r>
         <w:rPr>
           <w:rStyle w:val="SectionNumber"/>
         </w:rPr>
@@ -12777,13 +13015,68 @@
         <w:tab/>
       </w:r>
       <w:r>
-        <w:rPr>
-          <w:rFonts w:hint="eastAsia"/>
-        </w:rPr>
-        <w:t xml:space="preserve">可换元积分</w:t>
-      </w:r>
-    </w:p>
-    <w:bookmarkStart w:id="69" w:name="题目陈述-3"/>
+        <w:t xml:space="preserve">Problem </w:t>
+      </w:r>
+      <w:r>
+        <w:rPr>
+          <w:rFonts w:hint="eastAsia"/>
+        </w:rPr>
+        <w:t xml:space="preserve">4：可换元积分</w:t>
+      </w:r>
+    </w:p>
+    <w:p>
+      <w:pPr>
+        <w:pStyle w:val="FirstParagraph"/>
+      </w:pPr>
+      <w:r>
+        <w:rPr>
+          <w:rFonts w:hint="eastAsia"/>
+        </w:rPr>
+        <w:t xml:space="preserve">相关脚本：</w:t>
+      </w:r>
+    </w:p>
+    <w:p>
+      <w:pPr>
+        <w:pStyle w:val="Compact"/>
+        <w:numPr>
+          <w:ilvl w:val="0"/>
+          <w:numId w:val="1004"/>
+        </w:numPr>
+      </w:pPr>
+      <w:hyperlink r:id="rId76">
+        <w:r>
+          <w:rPr>
+            <w:rStyle w:val="Hyperlink"/>
+            <w:rFonts w:hint="eastAsia"/>
+          </w:rPr>
+          <w:t xml:space="preserve">本地</w:t>
+        </w:r>
+        <w:r>
+          <w:rPr>
+            <w:rStyle w:val="Hyperlink"/>
+          </w:rPr>
+          <w:t xml:space="preserve"> scripts/problem4.py</w:t>
+        </w:r>
+      </w:hyperlink>
+    </w:p>
+    <w:p>
+      <w:pPr>
+        <w:pStyle w:val="Compact"/>
+        <w:numPr>
+          <w:ilvl w:val="0"/>
+          <w:numId w:val="1004"/>
+        </w:numPr>
+      </w:pPr>
+      <w:hyperlink r:id="rId77">
+        <w:r>
+          <w:rPr>
+            <w:rStyle w:val="Hyperlink"/>
+          </w:rPr>
+          <w:t xml:space="preserve">GitHub scripts/problem4.py</w:t>
+        </w:r>
+      </w:hyperlink>
+    </w:p>
+    <w:bookmarkStart w:id="81" w:name="待求问题-3"/>
     <w:p>
       <w:pPr>
         <w:pStyle w:val="Heading2"/>
@@ -12801,7 +13094,7 @@
         <w:rPr>
           <w:rFonts w:hint="eastAsia"/>
         </w:rPr>
-        <w:t xml:space="preserve">题目陈述</w:t>
+        <w:t xml:space="preserve">待求问题</w:t>
       </w:r>
     </w:p>
     <w:p>
@@ -12818,7 +13111,7 @@
         <w:t xml:space="preserve">要求使用课堂讨论的方法编写代码，计算下列积分。</w:t>
       </w:r>
     </w:p>
-    <w:bookmarkStart w:id="66" w:name="a-9"/>
+    <w:bookmarkStart w:id="78" w:name="a-9"/>
     <w:p>
       <w:pPr>
         <w:pStyle w:val="Heading3"/>
@@ -12927,8 +13220,8 @@
         </m:oMath>
       </m:oMathPara>
     </w:p>
-    <w:bookmarkEnd w:id="66"/>
-    <w:bookmarkStart w:id="67" w:name="b-9"/>
+    <w:bookmarkEnd w:id="78"/>
+    <w:bookmarkStart w:id="79" w:name="b-9"/>
     <w:p>
       <w:pPr>
         <w:pStyle w:val="Heading3"/>
@@ -13020,8 +13313,8 @@
         </m:oMath>
       </m:oMathPara>
     </w:p>
-    <w:bookmarkEnd w:id="67"/>
-    <w:bookmarkStart w:id="68" w:name="c-3"/>
+    <w:bookmarkEnd w:id="79"/>
+    <w:bookmarkStart w:id="80" w:name="c-3"/>
     <w:p>
       <w:pPr>
         <w:pStyle w:val="Heading3"/>
@@ -13145,9 +13438,9 @@
         </m:oMath>
       </m:oMathPara>
     </w:p>
-    <w:bookmarkEnd w:id="68"/>
-    <w:bookmarkEnd w:id="69"/>
-    <w:bookmarkStart w:id="73" w:name="解决方案-3"/>
+    <w:bookmarkEnd w:id="80"/>
+    <w:bookmarkEnd w:id="81"/>
+    <w:bookmarkStart w:id="85" w:name="解决方式-3"/>
     <w:p>
       <w:pPr>
         <w:pStyle w:val="Heading2"/>
@@ -13165,10 +13458,10 @@
         <w:rPr>
           <w:rFonts w:hint="eastAsia"/>
         </w:rPr>
-        <w:t xml:space="preserve">解决方案</w:t>
-      </w:r>
-    </w:p>
-    <w:bookmarkStart w:id="70" w:name="a-10"/>
+        <w:t xml:space="preserve">解决方式</w:t>
+      </w:r>
+    </w:p>
+    <w:bookmarkStart w:id="82" w:name="a-10"/>
     <w:p>
       <w:pPr>
         <w:pStyle w:val="Heading3"/>
@@ -13551,8 +13844,8 @@
         </m:oMath>
       </m:oMathPara>
     </w:p>
-    <w:bookmarkEnd w:id="70"/>
-    <w:bookmarkStart w:id="71" w:name="b-10"/>
+    <w:bookmarkEnd w:id="82"/>
+    <w:bookmarkStart w:id="83" w:name="b-10"/>
     <w:p>
       <w:pPr>
         <w:pStyle w:val="Heading3"/>
@@ -13664,8 +13957,8 @@
         </m:oMath>
       </m:oMathPara>
     </w:p>
-    <w:bookmarkEnd w:id="71"/>
-    <w:bookmarkStart w:id="72" w:name="c-4"/>
+    <w:bookmarkEnd w:id="83"/>
+    <w:bookmarkStart w:id="84" w:name="c-4"/>
     <w:p>
       <w:pPr>
         <w:pStyle w:val="Heading3"/>
@@ -14179,9 +14472,9 @@
         <w:t xml:space="preserve">end for</w:t>
       </w:r>
     </w:p>
-    <w:bookmarkEnd w:id="72"/>
-    <w:bookmarkEnd w:id="73"/>
-    <w:bookmarkStart w:id="77" w:name="问题答案-3"/>
+    <w:bookmarkEnd w:id="84"/>
+    <w:bookmarkEnd w:id="85"/>
+    <w:bookmarkStart w:id="89" w:name="问题答案-3"/>
     <w:p>
       <w:pPr>
         <w:pStyle w:val="Heading2"/>
@@ -14202,7 +14495,7 @@
         <w:t xml:space="preserve">问题答案</w:t>
       </w:r>
     </w:p>
-    <w:bookmarkStart w:id="74" w:name="a-11"/>
+    <w:bookmarkStart w:id="86" w:name="a-11"/>
     <w:p>
       <w:pPr>
         <w:pStyle w:val="Heading3"/>
@@ -14336,8 +14629,8 @@
         <w:t xml:space="preserve">。</w:t>
       </w:r>
     </w:p>
-    <w:bookmarkEnd w:id="74"/>
-    <w:bookmarkStart w:id="75" w:name="b-11"/>
+    <w:bookmarkEnd w:id="86"/>
+    <w:bookmarkStart w:id="87" w:name="b-11"/>
     <w:p>
       <w:pPr>
         <w:pStyle w:val="Heading3"/>
@@ -14439,8 +14732,8 @@
         <w:t xml:space="preserve">。</w:t>
       </w:r>
     </w:p>
-    <w:bookmarkEnd w:id="75"/>
-    <w:bookmarkStart w:id="76" w:name="c-5"/>
+    <w:bookmarkEnd w:id="87"/>
+    <w:bookmarkStart w:id="88" w:name="c-5"/>
     <w:p>
       <w:pPr>
         <w:pStyle w:val="Heading3"/>
@@ -14938,9 +15231,9 @@
         </w:tc>
       </w:tr>
     </w:tbl>
-    <w:bookmarkEnd w:id="76"/>
-    <w:bookmarkEnd w:id="77"/>
-    <w:bookmarkStart w:id="78" w:name="讨论和扩展-3"/>
+    <w:bookmarkEnd w:id="88"/>
+    <w:bookmarkEnd w:id="89"/>
+    <w:bookmarkStart w:id="90" w:name="分析-3"/>
     <w:p>
       <w:pPr>
         <w:pStyle w:val="Heading2"/>
@@ -14958,7 +15251,7 @@
         <w:rPr>
           <w:rFonts w:hint="eastAsia"/>
         </w:rPr>
-        <w:t xml:space="preserve">讨论和扩展</w:t>
+        <w:t xml:space="preserve">分析</w:t>
       </w:r>
     </w:p>
     <w:p>
@@ -15006,14 +15299,30 @@
         <w:t xml:space="preserve">奇性同时消失，变成常数积分后无需依赖很大的截断区间。</w:t>
       </w:r>
     </w:p>
-    <w:bookmarkEnd w:id="78"/>
-    <w:bookmarkEnd w:id="79"/>
-    <w:bookmarkStart w:id="93" w:name="n-维单位超球体积"/>
+    <w:bookmarkEnd w:id="90"/>
+    <w:bookmarkEnd w:id="91"/>
+    <w:bookmarkStart w:id="92" w:name="v.-n-维单位超球体积"/>
     <w:p>
       <w:pPr>
         <w:pStyle w:val="Heading1"/>
       </w:pPr>
       <w:r>
+        <w:t xml:space="preserve">V. n </w:t>
+      </w:r>
+      <w:r>
+        <w:rPr>
+          <w:rFonts w:hint="eastAsia"/>
+        </w:rPr>
+        <w:t xml:space="preserve">维单位超球体积</w:t>
+      </w:r>
+    </w:p>
+    <w:bookmarkEnd w:id="92"/>
+    <w:bookmarkStart w:id="108" w:name="problem-5n-维单位超球体积"/>
+    <w:p>
+      <w:pPr>
+        <w:pStyle w:val="Heading1"/>
+      </w:pPr>
+      <w:r>
         <w:rPr>
           <w:rStyle w:val="SectionNumber"/>
         </w:rPr>
@@ -15023,7 +15332,16 @@
         <w:tab/>
       </w:r>
       <w:r>
-        <w:t xml:space="preserve">n </w:t>
+        <w:t xml:space="preserve">Problem </w:t>
+      </w:r>
+      <w:r>
+        <w:rPr>
+          <w:rFonts w:hint="eastAsia"/>
+        </w:rPr>
+        <w:t xml:space="preserve">5：n</w:t>
+      </w:r>
+      <w:r>
+        <w:t xml:space="preserve"> </w:t>
       </w:r>
       <w:r>
         <w:rPr>
@@ -15032,7 +15350,59 @@
         <w:t xml:space="preserve">维单位超球体积</w:t>
       </w:r>
     </w:p>
-    <w:bookmarkStart w:id="82" w:name="题目陈述-4"/>
+    <w:p>
+      <w:pPr>
+        <w:pStyle w:val="FirstParagraph"/>
+      </w:pPr>
+      <w:r>
+        <w:rPr>
+          <w:rFonts w:hint="eastAsia"/>
+        </w:rPr>
+        <w:t xml:space="preserve">相关脚本：</w:t>
+      </w:r>
+    </w:p>
+    <w:p>
+      <w:pPr>
+        <w:pStyle w:val="Compact"/>
+        <w:numPr>
+          <w:ilvl w:val="0"/>
+          <w:numId w:val="1005"/>
+        </w:numPr>
+      </w:pPr>
+      <w:hyperlink r:id="rId93">
+        <w:r>
+          <w:rPr>
+            <w:rStyle w:val="Hyperlink"/>
+            <w:rFonts w:hint="eastAsia"/>
+          </w:rPr>
+          <w:t xml:space="preserve">本地</w:t>
+        </w:r>
+        <w:r>
+          <w:rPr>
+            <w:rStyle w:val="Hyperlink"/>
+          </w:rPr>
+          <w:t xml:space="preserve"> scripts/problem5.py</w:t>
+        </w:r>
+      </w:hyperlink>
+    </w:p>
+    <w:p>
+      <w:pPr>
+        <w:pStyle w:val="Compact"/>
+        <w:numPr>
+          <w:ilvl w:val="0"/>
+          <w:numId w:val="1005"/>
+        </w:numPr>
+      </w:pPr>
+      <w:hyperlink r:id="rId94">
+        <w:r>
+          <w:rPr>
+            <w:rStyle w:val="Hyperlink"/>
+          </w:rPr>
+          <w:t xml:space="preserve">GitHub scripts/problem5.py</w:t>
+        </w:r>
+      </w:hyperlink>
+    </w:p>
+    <w:bookmarkStart w:id="97" w:name="待求问题-4"/>
     <w:p>
       <w:pPr>
         <w:pStyle w:val="Heading2"/>
@@ -15050,7 +15420,7 @@
         <w:rPr>
           <w:rFonts w:hint="eastAsia"/>
         </w:rPr>
-        <w:t xml:space="preserve">题目陈述</w:t>
+        <w:t xml:space="preserve">待求问题</w:t>
       </w:r>
     </w:p>
     <w:p>
@@ -15563,7 +15933,7 @@
         <w:t xml:space="preserve">函数。</w:t>
       </w:r>
     </w:p>
-    <w:bookmarkStart w:id="80" w:name="a-12"/>
+    <w:bookmarkStart w:id="95" w:name="a-12"/>
     <w:p>
       <w:pPr>
         <w:pStyle w:val="Heading3"/>
@@ -15644,8 +16014,8 @@
         <w:t xml:space="preserve">的单位超球体积。</w:t>
       </w:r>
     </w:p>
-    <w:bookmarkEnd w:id="80"/>
-    <w:bookmarkStart w:id="81" w:name="b-12"/>
+    <w:bookmarkEnd w:id="95"/>
+    <w:bookmarkStart w:id="96" w:name="b-12"/>
     <w:p>
       <w:pPr>
         <w:pStyle w:val="Heading3"/>
@@ -15674,9 +16044,9 @@
         <w:t xml:space="preserve">在屏幕输出结果，并绘制超球体积随维数变化的图像。</w:t>
       </w:r>
     </w:p>
-    <w:bookmarkEnd w:id="81"/>
-    <w:bookmarkEnd w:id="82"/>
-    <w:bookmarkStart w:id="85" w:name="解决方案-4"/>
+    <w:bookmarkEnd w:id="96"/>
+    <w:bookmarkEnd w:id="97"/>
+    <w:bookmarkStart w:id="100" w:name="解决方式-4"/>
     <w:p>
       <w:pPr>
         <w:pStyle w:val="Heading2"/>
@@ -15694,10 +16064,10 @@
         <w:rPr>
           <w:rFonts w:hint="eastAsia"/>
         </w:rPr>
-        <w:t xml:space="preserve">解决方案</w:t>
-      </w:r>
-    </w:p>
-    <w:bookmarkStart w:id="83" w:name="a-13"/>
+        <w:t xml:space="preserve">解决方式</w:t>
+      </w:r>
+    </w:p>
+    <w:bookmarkStart w:id="98" w:name="a-13"/>
     <w:p>
       <w:pPr>
         <w:pStyle w:val="Heading3"/>
@@ -17505,8 +17875,8 @@
         <w:t xml:space="preserve">find the largest dimension with relative error &lt;= 10%</w:t>
       </w:r>
     </w:p>
-    <w:bookmarkEnd w:id="83"/>
-    <w:bookmarkStart w:id="84" w:name="b-13"/>
+    <w:bookmarkEnd w:id="98"/>
+    <w:bookmarkStart w:id="99" w:name="b-13"/>
     <w:p>
       <w:pPr>
         <w:pStyle w:val="Heading3"/>
@@ -17594,9 +17964,9 @@
         <w:t xml:space="preserve">save the figure</w:t>
       </w:r>
     </w:p>
-    <w:bookmarkEnd w:id="84"/>
-    <w:bookmarkEnd w:id="85"/>
-    <w:bookmarkStart w:id="91" w:name="问题答案-4"/>
+    <w:bookmarkEnd w:id="99"/>
+    <w:bookmarkEnd w:id="100"/>
+    <w:bookmarkStart w:id="106" w:name="问题答案-4"/>
     <w:p>
       <w:pPr>
         <w:pStyle w:val="Heading2"/>
@@ -17617,7 +17987,7 @@
         <w:t xml:space="preserve">问题答案</w:t>
       </w:r>
     </w:p>
-    <w:bookmarkStart w:id="86" w:name="a-14"/>
+    <w:bookmarkStart w:id="101" w:name="a-14"/>
     <w:p>
       <w:pPr>
         <w:pStyle w:val="Heading3"/>
@@ -19367,8 +19737,8 @@
         <w:t xml:space="preserve">维时已经失去题目要求的相对精度。</w:t>
       </w:r>
     </w:p>
-    <w:bookmarkEnd w:id="86"/>
-    <w:bookmarkStart w:id="90" w:name="b-14"/>
+    <w:bookmarkEnd w:id="101"/>
+    <w:bookmarkStart w:id="105" w:name="b-14"/>
     <w:p>
       <w:pPr>
         <w:pStyle w:val="Heading3"/>
@@ -19433,18 +19803,18 @@
           <wp:inline>
             <wp:extent cx="4373880" cy="2791385"/>
             <wp:effectExtent b="0" l="0" r="0" t="0"/>
-            <wp:docPr descr="Problem 5 hypersphere volume" title="" id="88" name="Picture"/>
+            <wp:docPr descr="Problem 5 hypersphere volume" title="" id="103" name="Picture"/>
             <a:graphic>
               <a:graphicData uri="http://schemas.openxmlformats.org/drawingml/2006/picture">
                 <pic:pic>
                   <pic:nvPicPr>
-                    <pic:cNvPr descr="../../result/problem5_hypersphere_volume.png" id="89" name="Picture"/>
+                    <pic:cNvPr descr="../../result/problem5_hypersphere_volume.png" id="104" name="Picture"/>
                     <pic:cNvPicPr>
                       <a:picLocks noChangeArrowheads="1" noChangeAspect="1"/>
                     </pic:cNvPicPr>
                   </pic:nvPicPr>
                   <pic:blipFill>
-                    <a:blip r:embed="rId87"/>
+                    <a:blip r:embed="rId102"/>
                     <a:stretch>
                       <a:fillRect/>
                     </a:stretch>
@@ -19479,9 +19849,9 @@
         <w:t xml:space="preserve">Problem 5 hypersphere volume</w:t>
       </w:r>
     </w:p>
-    <w:bookmarkEnd w:id="90"/>
-    <w:bookmarkEnd w:id="91"/>
-    <w:bookmarkStart w:id="92" w:name="讨论和扩展-4"/>
+    <w:bookmarkEnd w:id="105"/>
+    <w:bookmarkEnd w:id="106"/>
+    <w:bookmarkStart w:id="107" w:name="分析-4"/>
     <w:p>
       <w:pPr>
         <w:pStyle w:val="Heading2"/>
@@ -19499,7 +19869,7 @@
         <w:rPr>
           <w:rFonts w:hint="eastAsia"/>
         </w:rPr>
-        <w:t xml:space="preserve">讨论和扩展</w:t>
+        <w:t xml:space="preserve">分析</w:t>
       </w:r>
     </w:p>
     <w:p>
@@ -20207,27 +20577,18 @@
         <w:t xml:space="preserve">，首次超过题目允许阈值。这说明对称性可以显著抬高可计算维数上限，但并不能消除真正多维积分在高维下迅速变难这一事实。</w:t>
       </w:r>
     </w:p>
-    <w:bookmarkEnd w:id="92"/>
-    <w:bookmarkEnd w:id="93"/>
-    <w:bookmarkStart w:id="94" w:name="原始输出位置"/>
+    <w:bookmarkEnd w:id="107"/>
+    <w:bookmarkEnd w:id="108"/>
+    <w:bookmarkStart w:id="109" w:name="附录原始输出位置"/>
     <w:p>
       <w:pPr>
         <w:pStyle w:val="Heading1"/>
       </w:pPr>
       <w:r>
         <w:rPr>
-          <w:rStyle w:val="SectionNumber"/>
-        </w:rPr>
-        <w:t xml:space="preserve">6</w:t>
-      </w:r>
-      <w:r>
-        <w:tab/>
-      </w:r>
-      <w:r>
-        <w:rPr>
-          <w:rFonts w:hint="eastAsia"/>
-        </w:rPr>
-        <w:t xml:space="preserve">原始输出位置</w:t>
+          <w:rFonts w:hint="eastAsia"/>
+        </w:rPr>
+        <w:t xml:space="preserve">附录：原始输出位置</w:t>
       </w:r>
     </w:p>
     <w:p>
@@ -20623,7 +20984,7 @@
         </w:tc>
       </w:tr>
     </w:tbl>
-    <w:bookmarkEnd w:id="94"/>
+    <w:bookmarkEnd w:id="109"/>
     <w:sectPr>
       <w:footnotePr>
         <w:numRestart w:val="eachSect"/>
@@ -20734,8 +21095,126 @@
       </w:pPr>
     </w:lvl>
   </w:abstractNum>
+  <w:abstractNum w:abstractNumId="991">
+    <w:nsid w:val="0000A991"/>
+    <w:multiLevelType w:val="multilevel"/>
+    <w:lvl w:ilvl="0">
+      <w:numFmt w:val="bullet"/>
+      <w:lvlText w:val=""/>
+      <w:lvlJc w:val="left"/>
+      <w:pPr>
+        <w:ind w:left="720" w:hanging="360"/>
+      </w:pPr>
+      <w:rPr>
+        <w:rFonts w:ascii="Symbol" w:hAnsi="Symbol" w:cs="Symbol" w:hint="default"/>
+      </w:rPr>
+    </w:lvl>
+    <w:lvl w:ilvl="1">
+      <w:numFmt w:val="bullet"/>
+      <w:lvlText w:val="o"/>
+      <w:lvlJc w:val="left"/>
+      <w:pPr>
+        <w:ind w:left="1440" w:hanging="360"/>
+      </w:pPr>
+      <w:rPr>
+        <w:rFonts w:ascii="Courier New" w:hAnsi="Courier New" w:cs="Courier New" w:hint="default"/>
+      </w:rPr>
+    </w:lvl>
+    <w:lvl w:ilvl="2">
+      <w:numFmt w:val="bullet"/>
+      <w:lvlText w:val=""/>
+      <w:lvlJc w:val="left"/>
+      <w:pPr>
+        <w:ind w:left="2160" w:hanging="360"/>
+      </w:pPr>
+      <w:rPr>
+        <w:rFonts w:ascii="Wingdings" w:hAnsi="Wingdings" w:cs="Wingdings" w:hint="default"/>
+      </w:rPr>
+    </w:lvl>
+    <w:lvl w:ilvl="3">
+      <w:numFmt w:val="bullet"/>
+      <w:lvlText w:val=""/>
+      <w:lvlJc w:val="left"/>
+      <w:pPr>
+        <w:ind w:left="2880" w:hanging="360"/>
+      </w:pPr>
+      <w:rPr>
+        <w:rFonts w:ascii="Symbol" w:hAnsi="Symbol" w:cs="Symbol" w:hint="default"/>
+      </w:rPr>
+    </w:lvl>
+    <w:lvl w:ilvl="4">
+      <w:numFmt w:val="bullet"/>
+      <w:lvlText w:val="o"/>
+      <w:lvlJc w:val="left"/>
+      <w:pPr>
+        <w:ind w:left="3600" w:hanging="360"/>
+      </w:pPr>
+      <w:rPr>
+        <w:rFonts w:ascii="Courier New" w:hAnsi="Courier New" w:cs="Courier New" w:hint="default"/>
+      </w:rPr>
+    </w:lvl>
+    <w:lvl w:ilvl="5">
+      <w:numFmt w:val="bullet"/>
+      <w:lvlText w:val=""/>
+      <w:lvlJc w:val="left"/>
+      <w:pPr>
+        <w:ind w:left="4320" w:hanging="360"/>
+      </w:pPr>
+      <w:rPr>
+        <w:rFonts w:ascii="Wingdings" w:hAnsi="Wingdings" w:cs="Wingdings" w:hint="default"/>
+      </w:rPr>
+    </w:lvl>
+    <w:lvl w:ilvl="6">
+      <w:numFmt w:val="bullet"/>
+      <w:lvlText w:val=""/>
+      <w:lvlJc w:val="left"/>
+      <w:pPr>
+        <w:ind w:left="5040" w:hanging="360"/>
+      </w:pPr>
+      <w:rPr>
+        <w:rFonts w:ascii="Symbol" w:hAnsi="Symbol" w:cs="Symbol" w:hint="default"/>
+      </w:rPr>
+    </w:lvl>
+    <w:lvl w:ilvl="7">
+      <w:numFmt w:val="bullet"/>
+      <w:lvlText w:val="o"/>
+      <w:lvlJc w:val="left"/>
+      <w:pPr>
+        <w:ind w:left="5760" w:hanging="360"/>
+      </w:pPr>
+      <w:rPr>
+        <w:rFonts w:ascii="Courier New" w:hAnsi="Courier New" w:cs="Courier New" w:hint="default"/>
+      </w:rPr>
+    </w:lvl>
+    <w:lvl w:ilvl="8">
+      <w:numFmt w:val="bullet"/>
+      <w:lvlText w:val=""/>
+      <w:lvlJc w:val="left"/>
+      <w:pPr>
+        <w:ind w:left="6480" w:hanging="360"/>
+      </w:pPr>
+      <w:rPr>
+        <w:rFonts w:ascii="Wingdings" w:hAnsi="Wingdings" w:cs="Wingdings" w:hint="default"/>
+      </w:rPr>
+    </w:lvl>
+  </w:abstractNum>
   <w:num w:numId="1000">
     <w:abstractNumId w:val="990"/>
+  </w:num>
+  <w:num w:numId="1001">
+    <w:abstractNumId w:val="991"/>
+  </w:num>
+  <w:num w:numId="1002">
+    <w:abstractNumId w:val="991"/>
+  </w:num>
+  <w:num w:numId="1003">
+    <w:abstractNumId w:val="991"/>
+  </w:num>
+  <w:num w:numId="1004">
+    <w:abstractNumId w:val="991"/>
+  </w:num>
+  <w:num w:numId="1005">
+    <w:abstractNumId w:val="991"/>
   </w:num>
 </w:numbering>
 </file>
